--- a/File docs/VĂN CÔNG KHANH - PHÂN TÍCH HIỆU QUẢ KINH DOANH CỦA CHUỖI BÁN LẺ.docx
+++ b/File docs/VĂN CÔNG KHANH - PHÂN TÍCH HIỆU QUẢ KINH DOANH CỦA CHUỖI BÁN LẺ.docx
@@ -1226,7 +1226,13 @@
     <w:sdt>
       <w:sdtPr>
         <w:rPr>
-          <w:rFonts w:ascii="Times New Roman" w:hAnsi="Times New Roman" w:cs="Times New Roman"/>
+          <w:rFonts w:ascii="Times New Roman" w:eastAsiaTheme="minorHAnsi" w:hAnsi="Times New Roman" w:cs="Times New Roman"/>
+          <w:color w:val="auto"/>
+          <w:kern w:val="2"/>
+          <w:sz w:val="22"/>
+          <w:szCs w:val="22"/>
+          <w:lang w:eastAsia="en-US"/>
+          <w14:ligatures w14:val="standardContextual"/>
         </w:rPr>
         <w:id w:val="837510309"/>
         <w:docPartObj>
@@ -1236,15 +1242,9 @@
       </w:sdtPr>
       <w:sdtEndPr>
         <w:rPr>
-          <w:rFonts w:asciiTheme="minorHAnsi" w:eastAsiaTheme="minorHAnsi" w:hAnsiTheme="minorHAnsi" w:cstheme="minorBidi"/>
+          <w:rFonts w:asciiTheme="minorHAnsi" w:hAnsiTheme="minorHAnsi" w:cstheme="minorBidi"/>
           <w:b/>
           <w:bCs/>
-          <w:color w:val="auto"/>
-          <w:kern w:val="2"/>
-          <w:sz w:val="22"/>
-          <w:szCs w:val="22"/>
-          <w:lang w:eastAsia="en-US"/>
-          <w14:ligatures w14:val="standardContextual"/>
         </w:rPr>
       </w:sdtEndPr>
       <w:sdtContent>
@@ -9136,15 +9136,7 @@
           <w:sz w:val="26"/>
           <w:szCs w:val="26"/>
         </w:rPr>
-        <w:t>Thiết kế chuyên nghiệp và quy chuẩn thẩm mỹ</w:t>
-      </w:r>
-      <w:r>
-        <w:rPr>
-          <w:rFonts w:ascii="Times New Roman" w:hAnsi="Times New Roman" w:cs="Times New Roman"/>
-          <w:sz w:val="26"/>
-          <w:szCs w:val="26"/>
-        </w:rPr>
-        <w:t>:</w:t>
+        <w:t>Thiết kế chuyên nghiệp và quy chuẩn thẩm mỹ:</w:t>
       </w:r>
     </w:p>
     <w:p>
@@ -9222,39 +9214,7 @@
           <w:sz w:val="26"/>
           <w:szCs w:val="26"/>
         </w:rPr>
-        <w:t>Lợi nhuận (Profit): Sử dụng quy chuẩn màu sắc cảnh báo kinh điển Xanh lá</w:t>
-      </w:r>
-      <w:r>
-        <w:rPr>
-          <w:rFonts w:ascii="Times New Roman" w:hAnsi="Times New Roman" w:cs="Times New Roman"/>
-          <w:sz w:val="26"/>
-          <w:szCs w:val="26"/>
-        </w:rPr>
-        <w:t xml:space="preserve"> </w:t>
-      </w:r>
-      <w:r>
-        <w:rPr>
-          <w:rFonts w:ascii="Times New Roman" w:hAnsi="Times New Roman" w:cs="Times New Roman"/>
-          <w:sz w:val="26"/>
-          <w:szCs w:val="26"/>
-        </w:rPr>
-        <w:t xml:space="preserve"> đối với giá trị lợi nhuận dương (có lời) và Đỏ</w:t>
-      </w:r>
-      <w:r>
-        <w:rPr>
-          <w:rFonts w:ascii="Times New Roman" w:hAnsi="Times New Roman" w:cs="Times New Roman"/>
-          <w:sz w:val="26"/>
-          <w:szCs w:val="26"/>
-        </w:rPr>
-        <w:t xml:space="preserve"> </w:t>
-      </w:r>
-      <w:r>
-        <w:rPr>
-          <w:rFonts w:ascii="Times New Roman" w:hAnsi="Times New Roman" w:cs="Times New Roman"/>
-          <w:sz w:val="26"/>
-          <w:szCs w:val="26"/>
-        </w:rPr>
-        <w:t>đối với các giá trị lợi nhuận âm (lỗ vốn).</w:t>
+        <w:t>Lợi nhuận (Profit): Sử dụng quy chuẩn màu sắc cảnh báo kinh điển Xanh lá  đối với giá trị lợi nhuận dương (có lời) và Đỏ đối với các giá trị lợi nhuận âm (lỗ vốn).</w:t>
       </w:r>
     </w:p>
     <w:p>
@@ -9336,15 +9296,7 @@
           <w:szCs w:val="26"/>
         </w:rPr>
         <w:lastRenderedPageBreak/>
-        <w:t>Đưa ra Insight có tính hành động</w:t>
-      </w:r>
-      <w:r>
-        <w:rPr>
-          <w:rFonts w:ascii="Times New Roman" w:hAnsi="Times New Roman" w:cs="Times New Roman"/>
-          <w:sz w:val="26"/>
-          <w:szCs w:val="26"/>
-        </w:rPr>
-        <w:t>:</w:t>
+        <w:t>Đưa ra Insight có tính hành động:</w:t>
       </w:r>
     </w:p>
     <w:p>
@@ -9548,10 +9500,7 @@
       <w:bookmarkStart w:id="30" w:name="_Toc237852186"/>
       <w:bookmarkStart w:id="31" w:name="_Toc237855193"/>
       <w:r>
-        <w:t xml:space="preserve">2.1.2 </w:t>
-      </w:r>
-      <w:r>
-        <w:t>Các chỉ số tài chính cốt lõi và hiệu ứng "bẫy giảm giá"</w:t>
+        <w:t>2.1.2 Các chỉ số tài chính cốt lõi và hiệu ứng "bẫy giảm giá"</w:t>
       </w:r>
       <w:bookmarkEnd w:id="30"/>
       <w:bookmarkEnd w:id="31"/>
@@ -10276,10 +10225,7 @@
       <w:bookmarkStart w:id="37" w:name="_Toc237855196"/>
       <w:r>
         <w:lastRenderedPageBreak/>
-        <w:t xml:space="preserve">2.1.5 </w:t>
-      </w:r>
-      <w:r>
-        <w:t>Khai phá dữ liệu khách hàng bằng mô hình RFM</w:t>
+        <w:t>2.1.5 Khai phá dữ liệu khách hàng bằng mô hình RFM</w:t>
       </w:r>
       <w:bookmarkEnd w:id="36"/>
       <w:bookmarkEnd w:id="37"/>
@@ -10720,10 +10666,7 @@
       <w:bookmarkStart w:id="44" w:name="_Toc237852193"/>
       <w:bookmarkStart w:id="45" w:name="_Toc237855200"/>
       <w:r>
-        <w:t xml:space="preserve">2.2.2 </w:t>
-      </w:r>
-      <w:r>
-        <w:t>Hệ thống chỉ số đo lường (KPI Framework)</w:t>
+        <w:t>2.2.2 Hệ thống chỉ số đo lường (KPI Framework)</w:t>
       </w:r>
       <w:bookmarkEnd w:id="44"/>
       <w:bookmarkEnd w:id="45"/>
@@ -14875,6 +14818,7 @@
     </w:p>
     <w:p>
       <w:pPr>
+        <w:jc w:val="both"/>
         <w:rPr>
           <w:rFonts w:ascii="Times New Roman" w:hAnsi="Times New Roman" w:cs="Times New Roman"/>
           <w:sz w:val="26"/>
@@ -14892,6 +14836,7 @@
     </w:p>
     <w:p>
       <w:pPr>
+        <w:jc w:val="both"/>
         <w:rPr>
           <w:rFonts w:ascii="Times New Roman" w:hAnsi="Times New Roman" w:cs="Times New Roman"/>
           <w:sz w:val="26"/>
@@ -14909,6 +14854,7 @@
     </w:p>
     <w:p>
       <w:pPr>
+        <w:jc w:val="both"/>
         <w:rPr>
           <w:rFonts w:ascii="Times New Roman" w:hAnsi="Times New Roman" w:cs="Times New Roman"/>
           <w:sz w:val="26"/>
@@ -14926,20 +14872,31 @@
     </w:p>
     <w:p>
       <w:pPr>
-        <w:rPr>
-          <w:rFonts w:ascii="Times New Roman" w:hAnsi="Times New Roman" w:cs="Times New Roman"/>
-          <w:sz w:val="26"/>
-          <w:szCs w:val="26"/>
-        </w:rPr>
-      </w:pPr>
-      <w:r>
-        <w:rPr>
-          <w:rFonts w:ascii="Times New Roman" w:hAnsi="Times New Roman" w:cs="Times New Roman"/>
-          <w:sz w:val="26"/>
-          <w:szCs w:val="26"/>
-        </w:rPr>
-        <w:t xml:space="preserve">Tập dữ liệu giao dịch bán lẻ toàn cầu Global Superstore là một mô hình thu nhỏ điển hình cho toàn bộ bức tranh vận hành phức tạp của một chuỗi bán lẻ đa kênh. Tập dữ liệu này chứa đựng hàng chục nghìn bản ghi chi tiết với cấu trúc đa tầng địa lý (quốc gia, vùng </w:t>
-      </w:r>
+        <w:jc w:val="both"/>
+        <w:rPr>
+          <w:rFonts w:ascii="Times New Roman" w:hAnsi="Times New Roman" w:cs="Times New Roman"/>
+          <w:sz w:val="26"/>
+          <w:szCs w:val="26"/>
+        </w:rPr>
+      </w:pPr>
+      <w:r>
+        <w:rPr>
+          <w:rFonts w:ascii="Times New Roman" w:hAnsi="Times New Roman" w:cs="Times New Roman"/>
+          <w:sz w:val="26"/>
+          <w:szCs w:val="26"/>
+        </w:rPr>
+        <w:t>Tập dữ liệu giao dịch bán lẻ toàn cầu Global Superstore là một mô hình thu nhỏ điển hình cho toàn bộ bức tranh vận hành phức tạp của một chuỗi bán lẻ đa kênh. Tập dữ liệu này chứa đựng hàng chục nghìn bản ghi chi tiết với cấu trúc đa tầng địa lý (quốc gia, vùng lãnh thổ, tỉnh/thành phố), phân cấp danh mục sản phẩm phức tạp và tập khách hàng đa dạng.</w:t>
+      </w:r>
+    </w:p>
+    <w:p>
+      <w:pPr>
+        <w:jc w:val="both"/>
+        <w:rPr>
+          <w:rFonts w:ascii="Times New Roman" w:hAnsi="Times New Roman" w:cs="Times New Roman"/>
+          <w:sz w:val="26"/>
+          <w:szCs w:val="26"/>
+        </w:rPr>
+      </w:pPr>
       <w:r>
         <w:rPr>
           <w:rFonts w:ascii="Times New Roman" w:hAnsi="Times New Roman" w:cs="Times New Roman"/>
@@ -14947,28 +14904,12 @@
           <w:szCs w:val="26"/>
         </w:rPr>
         <w:lastRenderedPageBreak/>
-        <w:t>lãnh thổ, tỉnh/thành phố), phân cấp danh mục sản phẩm phức tạp và tập khách hàng đa dạng.</w:t>
-      </w:r>
-    </w:p>
-    <w:p>
-      <w:pPr>
-        <w:rPr>
-          <w:rFonts w:ascii="Times New Roman" w:hAnsi="Times New Roman" w:cs="Times New Roman"/>
-          <w:sz w:val="26"/>
-          <w:szCs w:val="26"/>
-        </w:rPr>
-      </w:pPr>
-      <w:r>
-        <w:rPr>
-          <w:rFonts w:ascii="Times New Roman" w:hAnsi="Times New Roman" w:cs="Times New Roman"/>
-          <w:sz w:val="26"/>
-          <w:szCs w:val="26"/>
-        </w:rPr>
         <w:t>Trong nhiều năm, các phương pháp phân tích và khai thác dữ liệu truyền thống bằng bảng tính tĩnh (như Microsoft Excel hay các tệp CSV rời rạc) đã lộ rõ những hạn chế và rào cản kỹ thuật nghiêm trọng:</w:t>
       </w:r>
     </w:p>
     <w:p>
       <w:pPr>
+        <w:jc w:val="both"/>
         <w:rPr>
           <w:rFonts w:ascii="Times New Roman" w:hAnsi="Times New Roman" w:cs="Times New Roman"/>
           <w:sz w:val="26"/>
@@ -14986,6 +14927,7 @@
     </w:p>
     <w:p>
       <w:pPr>
+        <w:jc w:val="both"/>
         <w:rPr>
           <w:rFonts w:ascii="Times New Roman" w:hAnsi="Times New Roman" w:cs="Times New Roman"/>
           <w:sz w:val="26"/>
@@ -15003,6 +14945,7 @@
     </w:p>
     <w:p>
       <w:pPr>
+        <w:jc w:val="both"/>
         <w:rPr>
           <w:rFonts w:ascii="Times New Roman" w:hAnsi="Times New Roman" w:cs="Times New Roman"/>
           <w:sz w:val="26"/>
@@ -15036,6 +14979,7 @@
     </w:p>
     <w:p>
       <w:pPr>
+        <w:jc w:val="both"/>
         <w:rPr>
           <w:rFonts w:ascii="Times New Roman" w:hAnsi="Times New Roman" w:cs="Times New Roman"/>
           <w:sz w:val="26"/>
@@ -15053,6 +14997,7 @@
     </w:p>
     <w:p>
       <w:pPr>
+        <w:jc w:val="both"/>
         <w:rPr>
           <w:rFonts w:ascii="Times New Roman" w:hAnsi="Times New Roman" w:cs="Times New Roman"/>
           <w:sz w:val="26"/>
@@ -15086,6 +15031,7 @@
     </w:p>
     <w:p>
       <w:pPr>
+        <w:jc w:val="both"/>
         <w:rPr>
           <w:rFonts w:ascii="Times New Roman" w:hAnsi="Times New Roman" w:cs="Times New Roman"/>
           <w:sz w:val="26"/>
@@ -15103,6 +15049,7 @@
     </w:p>
     <w:p>
       <w:pPr>
+        <w:jc w:val="both"/>
         <w:rPr>
           <w:rFonts w:ascii="Times New Roman" w:hAnsi="Times New Roman" w:cs="Times New Roman"/>
           <w:sz w:val="26"/>
@@ -15136,6 +15083,7 @@
     </w:p>
     <w:p>
       <w:pPr>
+        <w:jc w:val="both"/>
         <w:rPr>
           <w:rFonts w:ascii="Times New Roman" w:hAnsi="Times New Roman" w:cs="Times New Roman"/>
           <w:sz w:val="26"/>
@@ -15169,6 +15117,7 @@
     </w:p>
     <w:p>
       <w:pPr>
+        <w:jc w:val="both"/>
         <w:rPr>
           <w:rFonts w:ascii="Times New Roman" w:hAnsi="Times New Roman" w:cs="Times New Roman"/>
           <w:sz w:val="26"/>
@@ -15186,6 +15135,7 @@
     </w:p>
     <w:p>
       <w:pPr>
+        <w:jc w:val="both"/>
         <w:rPr>
           <w:rFonts w:ascii="Times New Roman" w:hAnsi="Times New Roman" w:cs="Times New Roman"/>
           <w:sz w:val="26"/>
@@ -15219,12 +15169,21 @@
     </w:p>
     <w:p>
       <w:pPr>
-        <w:rPr>
-          <w:rFonts w:ascii="Times New Roman" w:hAnsi="Times New Roman" w:cs="Times New Roman"/>
-          <w:sz w:val="26"/>
-          <w:szCs w:val="26"/>
-        </w:rPr>
-      </w:pPr>
+        <w:jc w:val="both"/>
+        <w:rPr>
+          <w:rFonts w:ascii="Times New Roman" w:hAnsi="Times New Roman" w:cs="Times New Roman"/>
+          <w:sz w:val="26"/>
+          <w:szCs w:val="26"/>
+        </w:rPr>
+      </w:pPr>
+      <w:r>
+        <w:rPr>
+          <w:rFonts w:ascii="Times New Roman" w:hAnsi="Times New Roman" w:cs="Times New Roman"/>
+          <w:sz w:val="26"/>
+          <w:szCs w:val="26"/>
+        </w:rPr>
+        <w:t xml:space="preserve">Cung cấp góc nhìn toàn cảnh và tức thì (Real-time Financial &amp; Operational Visibility): Tự động hóa quá trình tổng hợp các chỉ số cốt lõi về Doanh thu (Sales), Lợi nhuận (Profit), </w:t>
+      </w:r>
       <w:r>
         <w:rPr>
           <w:rFonts w:ascii="Times New Roman" w:hAnsi="Times New Roman" w:cs="Times New Roman"/>
@@ -15232,11 +15191,12 @@
           <w:szCs w:val="26"/>
         </w:rPr>
         <w:lastRenderedPageBreak/>
-        <w:t>Cung cấp góc nhìn toàn cảnh và tức thì (Real-time Financial &amp; Operational Visibility): Tự động hóa quá trình tổng hợp các chỉ số cốt lõi về Doanh thu (Sales), Lợi nhuận (Profit), Biên lợi nhuận (Profit Margin), Tỷ lệ đơn hàng lỗ (Loss-making Rate) và Phân cụm khách hàng (RFM Segmentation), giúp thời gian phản hồi thông tin giảm xuống mức tức thì.</w:t>
-      </w:r>
-    </w:p>
-    <w:p>
-      <w:pPr>
+        <w:t>Biên lợi nhuận (Profit Margin), Tỷ lệ đơn hàng lỗ (Loss-making Rate) và Phân cụm khách hàng (RFM Segmentation), giúp thời gian phản hồi thông tin giảm xuống mức tức thì.</w:t>
+      </w:r>
+    </w:p>
+    <w:p>
+      <w:pPr>
+        <w:jc w:val="both"/>
         <w:rPr>
           <w:rFonts w:ascii="Times New Roman" w:hAnsi="Times New Roman" w:cs="Times New Roman"/>
           <w:sz w:val="26"/>
@@ -15254,6 +15214,7 @@
     </w:p>
     <w:p>
       <w:pPr>
+        <w:jc w:val="both"/>
         <w:rPr>
           <w:rFonts w:ascii="Times New Roman" w:hAnsi="Times New Roman" w:cs="Times New Roman"/>
           <w:sz w:val="26"/>
@@ -15271,6 +15232,7 @@
     </w:p>
     <w:p>
       <w:pPr>
+        <w:jc w:val="both"/>
         <w:rPr>
           <w:rFonts w:ascii="Times New Roman" w:hAnsi="Times New Roman" w:cs="Times New Roman"/>
           <w:sz w:val="26"/>
@@ -15288,6 +15250,7 @@
     </w:p>
     <w:p>
       <w:pPr>
+        <w:jc w:val="both"/>
         <w:rPr>
           <w:rFonts w:ascii="Times New Roman" w:hAnsi="Times New Roman" w:cs="Times New Roman"/>
           <w:sz w:val="26"/>
@@ -15306,6 +15269,7 @@
     <w:p>
       <w:pPr>
         <w:pStyle w:val="Heading3"/>
+        <w:jc w:val="both"/>
       </w:pPr>
       <w:bookmarkStart w:id="88" w:name="_Toc237855223"/>
       <w:r>
@@ -15315,6 +15279,7 @@
     </w:p>
     <w:p>
       <w:pPr>
+        <w:jc w:val="both"/>
         <w:rPr>
           <w:rFonts w:ascii="Times New Roman" w:hAnsi="Times New Roman" w:cs="Times New Roman"/>
           <w:sz w:val="26"/>
@@ -15332,6 +15297,7 @@
     </w:p>
     <w:p>
       <w:pPr>
+        <w:jc w:val="both"/>
         <w:rPr>
           <w:rFonts w:ascii="Times New Roman" w:hAnsi="Times New Roman" w:cs="Times New Roman"/>
           <w:sz w:val="26"/>
@@ -15349,6 +15315,7 @@
     </w:p>
     <w:p>
       <w:pPr>
+        <w:jc w:val="both"/>
         <w:rPr>
           <w:rFonts w:ascii="Times New Roman" w:hAnsi="Times New Roman" w:cs="Times New Roman"/>
           <w:sz w:val="26"/>
@@ -15366,6 +15333,7 @@
     </w:p>
     <w:p>
       <w:pPr>
+        <w:jc w:val="both"/>
         <w:rPr>
           <w:rFonts w:ascii="Times New Roman" w:hAnsi="Times New Roman" w:cs="Times New Roman"/>
           <w:sz w:val="26"/>
@@ -15383,6 +15351,43 @@
     </w:p>
     <w:p>
       <w:pPr>
+        <w:jc w:val="both"/>
+        <w:rPr>
+          <w:rFonts w:ascii="Times New Roman" w:hAnsi="Times New Roman" w:cs="Times New Roman"/>
+          <w:sz w:val="26"/>
+          <w:szCs w:val="26"/>
+        </w:rPr>
+      </w:pPr>
+      <w:r>
+        <w:rPr>
+          <w:rFonts w:ascii="Times New Roman" w:hAnsi="Times New Roman" w:cs="Times New Roman"/>
+          <w:sz w:val="26"/>
+          <w:szCs w:val="26"/>
+        </w:rPr>
+        <w:t>Hệ thống các chỉ số tài chính cốt lõi:</w:t>
+      </w:r>
+    </w:p>
+    <w:p>
+      <w:pPr>
+        <w:jc w:val="both"/>
+        <w:rPr>
+          <w:rFonts w:ascii="Times New Roman" w:hAnsi="Times New Roman" w:cs="Times New Roman"/>
+          <w:sz w:val="26"/>
+          <w:szCs w:val="26"/>
+        </w:rPr>
+      </w:pPr>
+      <w:r>
+        <w:rPr>
+          <w:rFonts w:ascii="Times New Roman" w:hAnsi="Times New Roman" w:cs="Times New Roman"/>
+          <w:sz w:val="26"/>
+          <w:szCs w:val="26"/>
+        </w:rPr>
+        <w:t>Doanh thu ròng (Sales): Tổng giá trị tiền tệ thu được từ các đơn hàng đã hoàn tất giao dịch, đóng vai trò đo lường quy mô và thị phần bán lẻ.</w:t>
+      </w:r>
+    </w:p>
+    <w:p>
+      <w:pPr>
+        <w:jc w:val="both"/>
         <w:rPr>
           <w:rFonts w:ascii="Times New Roman" w:hAnsi="Times New Roman" w:cs="Times New Roman"/>
           <w:sz w:val="26"/>
@@ -15396,45 +15401,12 @@
           <w:szCs w:val="26"/>
         </w:rPr>
         <w:lastRenderedPageBreak/>
-        <w:t>Hệ thống các chỉ số tài chính cốt lõi:</w:t>
-      </w:r>
-    </w:p>
-    <w:p>
-      <w:pPr>
-        <w:rPr>
-          <w:rFonts w:ascii="Times New Roman" w:hAnsi="Times New Roman" w:cs="Times New Roman"/>
-          <w:sz w:val="26"/>
-          <w:szCs w:val="26"/>
-        </w:rPr>
-      </w:pPr>
-      <w:r>
-        <w:rPr>
-          <w:rFonts w:ascii="Times New Roman" w:hAnsi="Times New Roman" w:cs="Times New Roman"/>
-          <w:sz w:val="26"/>
-          <w:szCs w:val="26"/>
-        </w:rPr>
-        <w:t>Doanh thu ròng (Sales): Tổng giá trị tiền tệ thu được từ các đơn hàng đã hoàn tất giao dịch, đóng vai trò đo lường quy mô và thị phần bán lẻ.</w:t>
-      </w:r>
-    </w:p>
-    <w:p>
-      <w:pPr>
-        <w:rPr>
-          <w:rFonts w:ascii="Times New Roman" w:hAnsi="Times New Roman" w:cs="Times New Roman"/>
-          <w:sz w:val="26"/>
-          <w:szCs w:val="26"/>
-        </w:rPr>
-      </w:pPr>
-      <w:r>
-        <w:rPr>
-          <w:rFonts w:ascii="Times New Roman" w:hAnsi="Times New Roman" w:cs="Times New Roman"/>
-          <w:sz w:val="26"/>
-          <w:szCs w:val="26"/>
-        </w:rPr>
         <w:t>Lợi nhuận ròng (Profit): Giá trị tài chính còn lại sau khi đã trừ đi chi phí vốn hàng bán (COGS) và các chi phí liên quan, phản ánh năng lực sinh lời thực tế.</w:t>
       </w:r>
     </w:p>
     <w:p>
       <w:pPr>
+        <w:jc w:val="both"/>
         <w:rPr>
           <w:rFonts w:ascii="Times New Roman" w:hAnsi="Times New Roman" w:cs="Times New Roman"/>
           <w:sz w:val="26"/>
@@ -15452,6 +15424,7 @@
     </w:p>
     <w:p>
       <w:pPr>
+        <w:jc w:val="both"/>
         <w:rPr>
           <w:rFonts w:ascii="Times New Roman" w:hAnsi="Times New Roman" w:cs="Times New Roman"/>
           <w:sz w:val="26"/>
@@ -15469,6 +15442,7 @@
     </w:p>
     <w:p>
       <w:pPr>
+        <w:jc w:val="both"/>
         <w:rPr>
           <w:rFonts w:ascii="Times New Roman" w:hAnsi="Times New Roman" w:cs="Times New Roman"/>
           <w:sz w:val="26"/>
@@ -15486,6 +15460,7 @@
     </w:p>
     <w:p>
       <w:pPr>
+        <w:jc w:val="both"/>
         <w:rPr>
           <w:rFonts w:ascii="Times New Roman" w:hAnsi="Times New Roman" w:cs="Times New Roman"/>
           <w:sz w:val="26"/>
@@ -15503,6 +15478,7 @@
     </w:p>
     <w:p>
       <w:pPr>
+        <w:jc w:val="both"/>
         <w:rPr>
           <w:rFonts w:ascii="Times New Roman" w:hAnsi="Times New Roman" w:cs="Times New Roman"/>
           <w:sz w:val="26"/>
@@ -15520,6 +15496,7 @@
     </w:p>
     <w:p>
       <w:pPr>
+        <w:jc w:val="both"/>
         <w:rPr>
           <w:rFonts w:ascii="Times New Roman" w:hAnsi="Times New Roman" w:cs="Times New Roman"/>
           <w:sz w:val="26"/>
@@ -15537,6 +15514,7 @@
     </w:p>
     <w:p>
       <w:pPr>
+        <w:jc w:val="both"/>
         <w:rPr>
           <w:rFonts w:ascii="Times New Roman" w:hAnsi="Times New Roman" w:cs="Times New Roman"/>
           <w:sz w:val="26"/>
@@ -15554,6 +15532,7 @@
     </w:p>
     <w:p>
       <w:pPr>
+        <w:jc w:val="both"/>
         <w:rPr>
           <w:rFonts w:ascii="Times New Roman" w:hAnsi="Times New Roman" w:cs="Times New Roman"/>
           <w:sz w:val="26"/>
@@ -15571,6 +15550,7 @@
     </w:p>
     <w:p>
       <w:pPr>
+        <w:jc w:val="both"/>
         <w:rPr>
           <w:rFonts w:ascii="Times New Roman" w:hAnsi="Times New Roman" w:cs="Times New Roman"/>
           <w:sz w:val="26"/>
@@ -15588,6 +15568,7 @@
     </w:p>
     <w:p>
       <w:pPr>
+        <w:jc w:val="both"/>
         <w:rPr>
           <w:rFonts w:ascii="Times New Roman" w:hAnsi="Times New Roman" w:cs="Times New Roman"/>
           <w:sz w:val="26"/>
@@ -15626,6 +15607,7 @@
     </w:p>
     <w:p>
       <w:pPr>
+        <w:jc w:val="both"/>
         <w:rPr>
           <w:rFonts w:ascii="Times New Roman" w:hAnsi="Times New Roman" w:cs="Times New Roman"/>
           <w:sz w:val="26"/>
@@ -15664,6 +15646,7 @@
     </w:p>
     <w:p>
       <w:pPr>
+        <w:jc w:val="both"/>
         <w:rPr>
           <w:rFonts w:ascii="Times New Roman" w:hAnsi="Times New Roman" w:cs="Times New Roman"/>
           <w:sz w:val="26"/>
@@ -15702,12 +15685,39 @@
     </w:p>
     <w:p>
       <w:pPr>
-        <w:rPr>
-          <w:rFonts w:ascii="Times New Roman" w:hAnsi="Times New Roman" w:cs="Times New Roman"/>
-          <w:sz w:val="26"/>
-          <w:szCs w:val="26"/>
-        </w:rPr>
-      </w:pPr>
+        <w:jc w:val="both"/>
+        <w:rPr>
+          <w:rFonts w:ascii="Times New Roman" w:hAnsi="Times New Roman" w:cs="Times New Roman"/>
+          <w:sz w:val="26"/>
+          <w:szCs w:val="26"/>
+        </w:rPr>
+      </w:pPr>
+      <w:r>
+        <w:rPr>
+          <w:rFonts w:ascii="Times New Roman" w:hAnsi="Times New Roman" w:cs="Times New Roman"/>
+          <w:sz w:val="26"/>
+          <w:szCs w:val="26"/>
+        </w:rPr>
+        <w:t>Đánh giá giá trị và Chiến lược tác động theo phân khúc:</w:t>
+      </w:r>
+    </w:p>
+    <w:p>
+      <w:pPr>
+        <w:jc w:val="both"/>
+        <w:rPr>
+          <w:rFonts w:ascii="Times New Roman" w:hAnsi="Times New Roman" w:cs="Times New Roman"/>
+          <w:sz w:val="26"/>
+          <w:szCs w:val="26"/>
+        </w:rPr>
+      </w:pPr>
+      <w:r>
+        <w:rPr>
+          <w:rFonts w:ascii="Times New Roman" w:hAnsi="Times New Roman" w:cs="Times New Roman"/>
+          <w:sz w:val="26"/>
+          <w:szCs w:val="26"/>
+        </w:rPr>
+        <w:t xml:space="preserve">Phân tích tỷ trọng đóng góp: Xác định mức độ đóng góp tài chính của từng nhóm khách hàng chiến lược, từ nhóm giá trị nhất như Champions / VIP (nhóm khách hàng trung thành </w:t>
+      </w:r>
       <w:r>
         <w:rPr>
           <w:rFonts w:ascii="Times New Roman" w:hAnsi="Times New Roman" w:cs="Times New Roman"/>
@@ -15715,28 +15725,12 @@
           <w:szCs w:val="26"/>
         </w:rPr>
         <w:lastRenderedPageBreak/>
-        <w:t>Đánh giá giá trị và Chiến lược tác động theo phân khúc:</w:t>
-      </w:r>
-    </w:p>
-    <w:p>
-      <w:pPr>
-        <w:rPr>
-          <w:rFonts w:ascii="Times New Roman" w:hAnsi="Times New Roman" w:cs="Times New Roman"/>
-          <w:sz w:val="26"/>
-          <w:szCs w:val="26"/>
-        </w:rPr>
-      </w:pPr>
-      <w:r>
-        <w:rPr>
-          <w:rFonts w:ascii="Times New Roman" w:hAnsi="Times New Roman" w:cs="Times New Roman"/>
-          <w:sz w:val="26"/>
-          <w:szCs w:val="26"/>
-        </w:rPr>
-        <w:t>Phân tích tỷ trọng đóng góp: Xác định mức độ đóng góp tài chính của từng nhóm khách hàng chiến lược, từ nhóm giá trị nhất như Champions / VIP (nhóm khách hàng trung thành mang lại phần lớn lợi nhuận) cho đến các nhóm mang lại rủi ro như At-Risk (khách hàng có nguy cơ rời bỏ) hay Hibernating (khách hàng đã ngủ đông).</w:t>
-      </w:r>
-    </w:p>
-    <w:p>
-      <w:pPr>
+        <w:t>mang lại phần lớn lợi nhuận) cho đến các nhóm mang lại rủi ro như At-Risk (khách hàng có nguy cơ rời bỏ) hay Hibernating (khách hàng đã ngủ đông).</w:t>
+      </w:r>
+    </w:p>
+    <w:p>
+      <w:pPr>
+        <w:jc w:val="both"/>
         <w:rPr>
           <w:rFonts w:ascii="Times New Roman" w:hAnsi="Times New Roman" w:cs="Times New Roman"/>
           <w:sz w:val="26"/>
@@ -15754,6 +15748,7 @@
     </w:p>
     <w:p>
       <w:pPr>
+        <w:jc w:val="both"/>
         <w:rPr>
           <w:rFonts w:ascii="Times New Roman" w:hAnsi="Times New Roman" w:cs="Times New Roman"/>
           <w:sz w:val="26"/>
@@ -15771,6 +15766,7 @@
     </w:p>
     <w:p>
       <w:pPr>
+        <w:jc w:val="both"/>
         <w:rPr>
           <w:rFonts w:ascii="Times New Roman" w:hAnsi="Times New Roman" w:cs="Times New Roman"/>
           <w:sz w:val="26"/>
@@ -15788,6 +15784,7 @@
     </w:p>
     <w:p>
       <w:pPr>
+        <w:jc w:val="both"/>
         <w:rPr>
           <w:rFonts w:ascii="Times New Roman" w:hAnsi="Times New Roman" w:cs="Times New Roman"/>
           <w:sz w:val="26"/>
@@ -15805,6 +15802,7 @@
     </w:p>
     <w:p>
       <w:pPr>
+        <w:jc w:val="both"/>
         <w:rPr>
           <w:rFonts w:ascii="Times New Roman" w:hAnsi="Times New Roman" w:cs="Times New Roman"/>
           <w:sz w:val="26"/>
@@ -15822,6 +15820,7 @@
     </w:p>
     <w:p>
       <w:pPr>
+        <w:jc w:val="both"/>
         <w:rPr>
           <w:rFonts w:ascii="Times New Roman" w:hAnsi="Times New Roman" w:cs="Times New Roman"/>
           <w:sz w:val="26"/>
@@ -15839,6 +15838,7 @@
     </w:p>
     <w:p>
       <w:pPr>
+        <w:jc w:val="both"/>
         <w:rPr>
           <w:rFonts w:ascii="Times New Roman" w:hAnsi="Times New Roman" w:cs="Times New Roman"/>
           <w:sz w:val="26"/>
@@ -15856,6 +15856,7 @@
     </w:p>
     <w:p>
       <w:pPr>
+        <w:jc w:val="both"/>
         <w:rPr>
           <w:rFonts w:ascii="Times New Roman" w:hAnsi="Times New Roman" w:cs="Times New Roman"/>
           <w:sz w:val="26"/>
@@ -15873,6 +15874,7 @@
     </w:p>
     <w:p>
       <w:pPr>
+        <w:jc w:val="both"/>
         <w:rPr>
           <w:rFonts w:ascii="Times New Roman" w:hAnsi="Times New Roman" w:cs="Times New Roman"/>
           <w:sz w:val="26"/>
@@ -15890,6 +15892,7 @@
     </w:p>
     <w:p>
       <w:pPr>
+        <w:jc w:val="both"/>
         <w:rPr>
           <w:rFonts w:ascii="Times New Roman" w:hAnsi="Times New Roman" w:cs="Times New Roman"/>
           <w:sz w:val="26"/>
@@ -15919,7 +15922,6 @@
         <w:rPr>
           <w:bCs/>
         </w:rPr>
-        <w:lastRenderedPageBreak/>
         <w:t>4.2 CHIẾN LƯỢC KẾT NỐI DỮ LIỆU VÀ THIẾT KẾ UI/UX</w:t>
       </w:r>
       <w:bookmarkEnd w:id="89"/>
@@ -15927,6 +15929,7 @@
     </w:p>
     <w:p>
       <w:pPr>
+        <w:jc w:val="both"/>
         <w:rPr>
           <w:rFonts w:ascii="Times New Roman" w:hAnsi="Times New Roman" w:cs="Times New Roman"/>
           <w:sz w:val="26"/>
@@ -15950,6 +15953,7 @@
       <w:bookmarkStart w:id="91" w:name="_Toc237852213"/>
       <w:bookmarkStart w:id="92" w:name="_Toc237855225"/>
       <w:r>
+        <w:lastRenderedPageBreak/>
         <w:t xml:space="preserve">4.2.1 Kết nối </w:t>
       </w:r>
       <w:r>
@@ -15969,6 +15973,7 @@
     </w:p>
     <w:p>
       <w:pPr>
+        <w:jc w:val="both"/>
         <w:rPr>
           <w:rFonts w:ascii="Times New Roman" w:hAnsi="Times New Roman" w:cs="Times New Roman"/>
           <w:sz w:val="26"/>
@@ -15986,6 +15991,7 @@
     </w:p>
     <w:p>
       <w:pPr>
+        <w:jc w:val="both"/>
         <w:rPr>
           <w:rFonts w:ascii="Times New Roman" w:hAnsi="Times New Roman" w:cs="Times New Roman"/>
           <w:sz w:val="26"/>
@@ -16003,6 +16009,7 @@
     </w:p>
     <w:p>
       <w:pPr>
+        <w:jc w:val="both"/>
         <w:rPr>
           <w:rFonts w:ascii="Times New Roman" w:hAnsi="Times New Roman" w:cs="Times New Roman"/>
           <w:sz w:val="26"/>
@@ -16020,19 +16027,38 @@
     </w:p>
     <w:p>
       <w:pPr>
-        <w:rPr>
-          <w:rFonts w:ascii="Times New Roman" w:hAnsi="Times New Roman" w:cs="Times New Roman"/>
-          <w:sz w:val="26"/>
-          <w:szCs w:val="26"/>
-        </w:rPr>
-      </w:pPr>
-      <w:r>
-        <w:rPr>
-          <w:rFonts w:ascii="Times New Roman" w:hAnsi="Times New Roman" w:cs="Times New Roman"/>
-          <w:sz w:val="26"/>
-          <w:szCs w:val="26"/>
-        </w:rPr>
-        <w:t xml:space="preserve">Bảo toàn Mức độ Chi tiết (Grain Protection) và Chống Nhân bản Bản ghi (Data Duplication Elimination): Khi thực hiện các phép Physical Join (đặc biệt là Left Join hoặc Inner Join) giữa bảng Fact chứa quan hệ Nhiều-Một (N:1) với các bảng Dimension có cấu trúc phân cấp, nếu dữ liệu ở bảng Dimension không đạt chuẩn trùng lặp tuyệt đối, kết quả thu được sẽ khiến các dòng dữ liệu trong bảng Fact bị nhân bản (Row Multiplication). Điều này dẫn đến sai lệch nghiêm trọng khi tính tổng doanh thu (Sales) hoặc tổng lợi nhuận (Profit), buộc người dùng phải viết các công thức LOD (Level of Detail) phức tạp để khử trùng lặp. Ngược lại, Tableau Relationships chỉ kích hoạt phép nối khi một trường thuộc tính cụ thể được kéo vào canvas báo cáo, giúp bảo toàn chính </w:t>
+        <w:jc w:val="both"/>
+        <w:rPr>
+          <w:rFonts w:ascii="Times New Roman" w:hAnsi="Times New Roman" w:cs="Times New Roman"/>
+          <w:sz w:val="26"/>
+          <w:szCs w:val="26"/>
+        </w:rPr>
+      </w:pPr>
+      <w:r>
+        <w:rPr>
+          <w:rFonts w:ascii="Times New Roman" w:hAnsi="Times New Roman" w:cs="Times New Roman"/>
+          <w:sz w:val="26"/>
+          <w:szCs w:val="26"/>
+        </w:rPr>
+        <w:t>Bảo toàn Mức độ Chi tiết (Grain Protection) và Chống Nhân bản Bản ghi (Data Duplication Elimination): Khi thực hiện các phép Physical Join (đặc biệt là Left Join hoặc Inner Join) giữa bảng Fact chứa quan hệ Nhiều-Một (N:1) với các bảng Dimension có cấu trúc phân cấp, nếu dữ liệu ở bảng Dimension không đạt chuẩn trùng lặp tuyệt đối, kết quả thu được sẽ khiến các dòng dữ liệu trong bảng Fact bị nhân bản (Row Multiplication). Điều này dẫn đến sai lệch nghiêm trọng khi tính tổng doanh thu (Sales) hoặc tổng lợi nhuận (Profit), buộc người dùng phải viết các công thức LOD (Level of Detail) phức tạp để khử trùng lặp. Ngược lại, Tableau Relationships chỉ kích hoạt phép nối khi một trường thuộc tính cụ thể được kéo vào canvas báo cáo, giúp bảo toàn chính xác mức độ chi tiết của từng bản ghi giao dịch thô mà không làm tăng dung lượng hay biến đổi cấu trúc bảng Fact gốc.</w:t>
+      </w:r>
+    </w:p>
+    <w:p>
+      <w:pPr>
+        <w:jc w:val="both"/>
+        <w:rPr>
+          <w:rFonts w:ascii="Times New Roman" w:hAnsi="Times New Roman" w:cs="Times New Roman"/>
+          <w:sz w:val="26"/>
+          <w:szCs w:val="26"/>
+        </w:rPr>
+      </w:pPr>
+      <w:r>
+        <w:rPr>
+          <w:rFonts w:ascii="Times New Roman" w:hAnsi="Times New Roman" w:cs="Times New Roman"/>
+          <w:sz w:val="26"/>
+          <w:szCs w:val="26"/>
+        </w:rPr>
+        <w:t xml:space="preserve">Tự động Linh hoạt Ngữ cảnh Phân tích (Context-aware Aggregation): Mô hình Relationships tạo ra cơ chế truy vấn linh hoạt theo ngữ cảnh (Dynamic Context Aggregation). Tableau tự động xác định đúng mức độ tổng hợp (Level of Aggregation) dựa trên trực quan hóa đang được hiển thị. Khi nhà phân tích thay đổi trục phân tích (ví dụ: chuyển từ phân tích theo Danh mục sản phẩm sang phân tích theo Phân khúc khách hàng), </w:t>
       </w:r>
       <w:r>
         <w:rPr>
@@ -16041,28 +16067,12 @@
           <w:szCs w:val="26"/>
         </w:rPr>
         <w:lastRenderedPageBreak/>
-        <w:t>xác mức độ chi tiết của từng bản ghi giao dịch thô mà không làm tăng dung lượng hay biến đổi cấu trúc bảng Fact gốc.</w:t>
-      </w:r>
-    </w:p>
-    <w:p>
-      <w:pPr>
-        <w:rPr>
-          <w:rFonts w:ascii="Times New Roman" w:hAnsi="Times New Roman" w:cs="Times New Roman"/>
-          <w:sz w:val="26"/>
-          <w:szCs w:val="26"/>
-        </w:rPr>
-      </w:pPr>
-      <w:r>
-        <w:rPr>
-          <w:rFonts w:ascii="Times New Roman" w:hAnsi="Times New Roman" w:cs="Times New Roman"/>
-          <w:sz w:val="26"/>
-          <w:szCs w:val="26"/>
-        </w:rPr>
-        <w:t>Tự động Linh hoạt Ngữ cảnh Phân tích (Context-aware Aggregation): Mô hình Relationships tạo ra cơ chế truy vấn linh hoạt theo ngữ cảnh (Dynamic Context Aggregation). Tableau tự động xác định đúng mức độ tổng hợp (Level of Aggregation) dựa trên trực quan hóa đang được hiển thị. Khi nhà phân tích thay đổi trục phân tích (ví dụ: chuyển từ phân tích theo Danh mục sản phẩm sang phân tích theo Phân khúc khách hàng), Tableau sẽ tự động sinh ra câu lệnh SQL/MDX tương ứng để quét đúng bảng chiều đó mà không bị méo mó số liệu do ảnh hưởng của các bảng chiều còn lại.</w:t>
-      </w:r>
-    </w:p>
-    <w:p>
-      <w:pPr>
+        <w:t>Tableau sẽ tự động sinh ra câu lệnh SQL/MDX tương ứng để quét đúng bảng chiều đó mà không bị méo mó số liệu do ảnh hưởng của các bảng chiều còn lại.</w:t>
+      </w:r>
+    </w:p>
+    <w:p>
+      <w:pPr>
+        <w:jc w:val="both"/>
         <w:rPr>
           <w:rFonts w:ascii="Times New Roman" w:hAnsi="Times New Roman" w:cs="Times New Roman"/>
           <w:sz w:val="26"/>
@@ -16093,6 +16103,7 @@
     </w:p>
     <w:p>
       <w:pPr>
+        <w:jc w:val="both"/>
         <w:rPr>
           <w:rFonts w:ascii="Times New Roman" w:hAnsi="Times New Roman" w:cs="Times New Roman"/>
           <w:sz w:val="26"/>
@@ -16110,6 +16121,7 @@
     </w:p>
     <w:p>
       <w:pPr>
+        <w:jc w:val="both"/>
         <w:rPr>
           <w:rFonts w:ascii="Times New Roman" w:hAnsi="Times New Roman" w:cs="Times New Roman"/>
           <w:sz w:val="26"/>
@@ -16127,6 +16139,7 @@
     </w:p>
     <w:p>
       <w:pPr>
+        <w:jc w:val="both"/>
         <w:rPr>
           <w:rFonts w:ascii="Times New Roman" w:hAnsi="Times New Roman" w:cs="Times New Roman"/>
           <w:sz w:val="26"/>
@@ -16144,6 +16157,7 @@
     </w:p>
     <w:p>
       <w:pPr>
+        <w:jc w:val="both"/>
         <w:rPr>
           <w:rFonts w:ascii="Times New Roman" w:hAnsi="Times New Roman" w:cs="Times New Roman"/>
           <w:sz w:val="26"/>
@@ -16161,6 +16175,7 @@
     </w:p>
     <w:p>
       <w:pPr>
+        <w:jc w:val="both"/>
         <w:rPr>
           <w:rFonts w:ascii="Times New Roman" w:hAnsi="Times New Roman" w:cs="Times New Roman"/>
           <w:sz w:val="26"/>
@@ -16178,6 +16193,7 @@
     </w:p>
     <w:p>
       <w:pPr>
+        <w:jc w:val="both"/>
         <w:rPr>
           <w:rFonts w:ascii="Times New Roman" w:hAnsi="Times New Roman" w:cs="Times New Roman"/>
           <w:sz w:val="26"/>
@@ -16195,6 +16211,79 @@
     </w:p>
     <w:p>
       <w:pPr>
+        <w:jc w:val="both"/>
+        <w:rPr>
+          <w:rFonts w:ascii="Times New Roman" w:hAnsi="Times New Roman" w:cs="Times New Roman"/>
+          <w:sz w:val="26"/>
+          <w:szCs w:val="26"/>
+        </w:rPr>
+      </w:pPr>
+      <w:r>
+        <w:rPr>
+          <w:rFonts w:ascii="Times New Roman" w:hAnsi="Times New Roman" w:cs="Times New Roman"/>
+          <w:sz w:val="26"/>
+          <w:szCs w:val="26"/>
+        </w:rPr>
+        <w:t>Vàng / Cam: Đại diện cho nhóm khách hàng Tiềm năng (Potential Loyalists) hoặc Nhóm Cần chú ý.</w:t>
+      </w:r>
+    </w:p>
+    <w:p>
+      <w:pPr>
+        <w:jc w:val="both"/>
+        <w:rPr>
+          <w:rFonts w:ascii="Times New Roman" w:hAnsi="Times New Roman" w:cs="Times New Roman"/>
+          <w:sz w:val="26"/>
+          <w:szCs w:val="26"/>
+        </w:rPr>
+      </w:pPr>
+      <w:r>
+        <w:rPr>
+          <w:rFonts w:ascii="Times New Roman" w:hAnsi="Times New Roman" w:cs="Times New Roman"/>
+          <w:sz w:val="26"/>
+          <w:szCs w:val="26"/>
+        </w:rPr>
+        <w:t>Đỏ / Hồng tím: Đại diện cho nhóm khách hàng có Nguy cơ rời bỏ (At-Risk) hoặc Đang ngủ đông  — mang tính cảnh báo rủi ro cao.</w:t>
+      </w:r>
+    </w:p>
+    <w:p>
+      <w:pPr>
+        <w:jc w:val="both"/>
+        <w:rPr>
+          <w:rFonts w:ascii="Times New Roman" w:hAnsi="Times New Roman" w:cs="Times New Roman"/>
+          <w:sz w:val="26"/>
+          <w:szCs w:val="26"/>
+        </w:rPr>
+      </w:pPr>
+      <w:r>
+        <w:rPr>
+          <w:rFonts w:ascii="Times New Roman" w:hAnsi="Times New Roman" w:cs="Times New Roman"/>
+          <w:sz w:val="26"/>
+          <w:szCs w:val="26"/>
+        </w:rPr>
+        <w:t>Chỉ số kinh doanh: Sử dụng màu xanh da trời cho Doanh thu và màu cam cho Chiết khấu hoặc Lợi nhuận âm.</w:t>
+      </w:r>
+    </w:p>
+    <w:p>
+      <w:pPr>
+        <w:jc w:val="both"/>
+        <w:rPr>
+          <w:rFonts w:ascii="Times New Roman" w:hAnsi="Times New Roman" w:cs="Times New Roman"/>
+          <w:sz w:val="26"/>
+          <w:szCs w:val="26"/>
+        </w:rPr>
+      </w:pPr>
+      <w:r>
+        <w:rPr>
+          <w:rFonts w:ascii="Times New Roman" w:hAnsi="Times New Roman" w:cs="Times New Roman"/>
+          <w:sz w:val="26"/>
+          <w:szCs w:val="26"/>
+        </w:rPr>
+        <w:t>Nguyên tắc Bố cục &amp; Cấu trúc phân bổ không gian</w:t>
+      </w:r>
+    </w:p>
+    <w:p>
+      <w:pPr>
+        <w:jc w:val="both"/>
         <w:rPr>
           <w:rFonts w:ascii="Times New Roman" w:hAnsi="Times New Roman" w:cs="Times New Roman"/>
           <w:sz w:val="26"/>
@@ -16208,79 +16297,12 @@
           <w:szCs w:val="26"/>
         </w:rPr>
         <w:lastRenderedPageBreak/>
-        <w:t>Vàng / Cam: Đại diện cho nhóm khách hàng Tiềm năng (Potential Loyalists) hoặc Nhóm Cần chú ý.</w:t>
-      </w:r>
-    </w:p>
-    <w:p>
-      <w:pPr>
-        <w:rPr>
-          <w:rFonts w:ascii="Times New Roman" w:hAnsi="Times New Roman" w:cs="Times New Roman"/>
-          <w:sz w:val="26"/>
-          <w:szCs w:val="26"/>
-        </w:rPr>
-      </w:pPr>
-      <w:r>
-        <w:rPr>
-          <w:rFonts w:ascii="Times New Roman" w:hAnsi="Times New Roman" w:cs="Times New Roman"/>
-          <w:sz w:val="26"/>
-          <w:szCs w:val="26"/>
-        </w:rPr>
-        <w:t>Đỏ / Hồng tím: Đại diện cho nhóm khách hàng có Nguy cơ rời bỏ (At-Risk) hoặc Đang ngủ đông  — mang tính cảnh báo rủi ro cao.</w:t>
-      </w:r>
-    </w:p>
-    <w:p>
-      <w:pPr>
-        <w:rPr>
-          <w:rFonts w:ascii="Times New Roman" w:hAnsi="Times New Roman" w:cs="Times New Roman"/>
-          <w:sz w:val="26"/>
-          <w:szCs w:val="26"/>
-        </w:rPr>
-      </w:pPr>
-      <w:r>
-        <w:rPr>
-          <w:rFonts w:ascii="Times New Roman" w:hAnsi="Times New Roman" w:cs="Times New Roman"/>
-          <w:sz w:val="26"/>
-          <w:szCs w:val="26"/>
-        </w:rPr>
-        <w:t>Chỉ số kinh doanh: Sử dụng màu xanh da trời cho Doanh thu và màu cam cho Chiết khấu hoặc Lợi nhuận âm.</w:t>
-      </w:r>
-    </w:p>
-    <w:p>
-      <w:pPr>
-        <w:rPr>
-          <w:rFonts w:ascii="Times New Roman" w:hAnsi="Times New Roman" w:cs="Times New Roman"/>
-          <w:sz w:val="26"/>
-          <w:szCs w:val="26"/>
-        </w:rPr>
-      </w:pPr>
-      <w:r>
-        <w:rPr>
-          <w:rFonts w:ascii="Times New Roman" w:hAnsi="Times New Roman" w:cs="Times New Roman"/>
-          <w:sz w:val="26"/>
-          <w:szCs w:val="26"/>
-        </w:rPr>
-        <w:t>Nguyên tắc Bố cục &amp; Cấu trúc phân bổ không gian</w:t>
-      </w:r>
-    </w:p>
-    <w:p>
-      <w:pPr>
-        <w:rPr>
-          <w:rFonts w:ascii="Times New Roman" w:hAnsi="Times New Roman" w:cs="Times New Roman"/>
-          <w:sz w:val="26"/>
-          <w:szCs w:val="26"/>
-        </w:rPr>
-      </w:pPr>
-      <w:r>
-        <w:rPr>
-          <w:rFonts w:ascii="Times New Roman" w:hAnsi="Times New Roman" w:cs="Times New Roman"/>
-          <w:sz w:val="26"/>
-          <w:szCs w:val="26"/>
-        </w:rPr>
         <w:t>Quy tắc thiết kế F-Shape: Thói quen mắt người dùng khi nhìn vào một màn hình báo cáo sẽ quét từ góc trên cùng bên trái, di chuyển sang phải, và cuộn dần xuống dưới. Do đó, Dashboard được phân bổ theo 3 tầng thông tin logic:</w:t>
       </w:r>
     </w:p>
     <w:p>
       <w:pPr>
+        <w:jc w:val="both"/>
         <w:rPr>
           <w:rFonts w:ascii="Times New Roman" w:hAnsi="Times New Roman" w:cs="Times New Roman"/>
           <w:sz w:val="26"/>
@@ -16298,6 +16320,7 @@
     </w:p>
     <w:p>
       <w:pPr>
+        <w:jc w:val="both"/>
         <w:rPr>
           <w:rFonts w:ascii="Times New Roman" w:hAnsi="Times New Roman" w:cs="Times New Roman"/>
           <w:sz w:val="26"/>
@@ -16315,6 +16338,7 @@
     </w:p>
     <w:p>
       <w:pPr>
+        <w:jc w:val="both"/>
         <w:rPr>
           <w:rFonts w:ascii="Times New Roman" w:hAnsi="Times New Roman" w:cs="Times New Roman"/>
           <w:sz w:val="26"/>
@@ -16332,6 +16356,7 @@
     </w:p>
     <w:p>
       <w:pPr>
+        <w:jc w:val="both"/>
         <w:rPr>
           <w:rFonts w:ascii="Times New Roman" w:hAnsi="Times New Roman" w:cs="Times New Roman"/>
           <w:sz w:val="26"/>
@@ -16349,6 +16374,7 @@
     </w:p>
     <w:p>
       <w:pPr>
+        <w:jc w:val="both"/>
         <w:rPr>
           <w:rFonts w:ascii="Times New Roman" w:hAnsi="Times New Roman" w:cs="Times New Roman"/>
           <w:sz w:val="26"/>
@@ -16366,6 +16392,7 @@
     </w:p>
     <w:p>
       <w:pPr>
+        <w:jc w:val="both"/>
         <w:rPr>
           <w:rFonts w:ascii="Times New Roman" w:hAnsi="Times New Roman" w:cs="Times New Roman"/>
           <w:sz w:val="26"/>
@@ -16383,6 +16410,7 @@
     </w:p>
     <w:p>
       <w:pPr>
+        <w:jc w:val="both"/>
         <w:rPr>
           <w:rFonts w:ascii="Times New Roman" w:hAnsi="Times New Roman" w:cs="Times New Roman"/>
           <w:sz w:val="26"/>
@@ -16400,6 +16428,7 @@
     </w:p>
     <w:p>
       <w:pPr>
+        <w:jc w:val="both"/>
         <w:rPr>
           <w:rFonts w:ascii="Times New Roman" w:hAnsi="Times New Roman" w:cs="Times New Roman"/>
           <w:sz w:val="26"/>
@@ -16417,6 +16446,7 @@
     </w:p>
     <w:p>
       <w:pPr>
+        <w:jc w:val="both"/>
         <w:rPr>
           <w:rFonts w:ascii="Times New Roman" w:hAnsi="Times New Roman" w:cs="Times New Roman"/>
           <w:sz w:val="26"/>
@@ -16560,6 +16590,7 @@
       <w:pPr>
         <w:pStyle w:val="font-claude-response-body"/>
         <w:spacing w:line="360" w:lineRule="auto"/>
+        <w:jc w:val="both"/>
         <w:rPr>
           <w:sz w:val="26"/>
           <w:szCs w:val="26"/>
@@ -16577,6 +16608,7 @@
       <w:pPr>
         <w:pStyle w:val="font-claude-response-body"/>
         <w:spacing w:line="360" w:lineRule="auto"/>
+        <w:jc w:val="both"/>
         <w:rPr>
           <w:sz w:val="26"/>
           <w:szCs w:val="26"/>
@@ -16599,6 +16631,7 @@
         </w:numPr>
         <w:spacing w:line="360" w:lineRule="auto"/>
         <w:ind w:left="284" w:hanging="284"/>
+        <w:jc w:val="both"/>
         <w:rPr>
           <w:sz w:val="26"/>
           <w:szCs w:val="26"/>
@@ -16616,6 +16649,7 @@
       <w:pPr>
         <w:pStyle w:val="font-claude-response-body"/>
         <w:spacing w:line="360" w:lineRule="auto"/>
+        <w:jc w:val="both"/>
         <w:rPr>
           <w:sz w:val="26"/>
           <w:szCs w:val="26"/>
@@ -16634,6 +16668,7 @@
       <w:pPr>
         <w:pStyle w:val="font-claude-response-body"/>
         <w:spacing w:line="360" w:lineRule="auto"/>
+        <w:jc w:val="both"/>
         <w:rPr>
           <w:sz w:val="26"/>
           <w:szCs w:val="26"/>
@@ -16651,6 +16686,7 @@
       <w:pPr>
         <w:pStyle w:val="font-claude-response-body"/>
         <w:spacing w:line="360" w:lineRule="auto"/>
+        <w:jc w:val="both"/>
         <w:rPr>
           <w:sz w:val="26"/>
           <w:szCs w:val="26"/>
@@ -16668,6 +16704,7 @@
       <w:pPr>
         <w:pStyle w:val="font-claude-response-body"/>
         <w:spacing w:line="360" w:lineRule="auto"/>
+        <w:jc w:val="both"/>
         <w:rPr>
           <w:sz w:val="26"/>
           <w:szCs w:val="26"/>
@@ -16690,6 +16727,7 @@
         </w:numPr>
         <w:spacing w:line="360" w:lineRule="auto"/>
         <w:ind w:left="284" w:hanging="284"/>
+        <w:jc w:val="both"/>
         <w:rPr>
           <w:sz w:val="26"/>
           <w:szCs w:val="26"/>
@@ -16707,6 +16745,7 @@
       <w:pPr>
         <w:pStyle w:val="font-claude-response-body"/>
         <w:spacing w:line="360" w:lineRule="auto"/>
+        <w:jc w:val="both"/>
         <w:rPr>
           <w:sz w:val="26"/>
           <w:szCs w:val="26"/>
@@ -16724,6 +16763,7 @@
       <w:pPr>
         <w:pStyle w:val="font-claude-response-body"/>
         <w:spacing w:line="360" w:lineRule="auto"/>
+        <w:jc w:val="both"/>
         <w:rPr>
           <w:sz w:val="26"/>
           <w:szCs w:val="26"/>
@@ -16741,6 +16781,7 @@
       <w:pPr>
         <w:pStyle w:val="font-claude-response-body"/>
         <w:spacing w:line="360" w:lineRule="auto"/>
+        <w:jc w:val="both"/>
         <w:rPr>
           <w:sz w:val="26"/>
           <w:szCs w:val="26"/>
@@ -16758,6 +16799,7 @@
       <w:pPr>
         <w:pStyle w:val="font-claude-response-body"/>
         <w:spacing w:line="360" w:lineRule="auto"/>
+        <w:jc w:val="both"/>
         <w:rPr>
           <w:sz w:val="26"/>
           <w:szCs w:val="26"/>
@@ -16789,6 +16831,7 @@
       <w:pPr>
         <w:pStyle w:val="font-claude-response-body"/>
         <w:spacing w:line="360" w:lineRule="auto"/>
+        <w:jc w:val="both"/>
         <w:rPr>
           <w:sz w:val="26"/>
           <w:szCs w:val="26"/>
@@ -16807,6 +16850,7 @@
       <w:pPr>
         <w:pStyle w:val="font-claude-response-body"/>
         <w:spacing w:line="360" w:lineRule="auto"/>
+        <w:jc w:val="both"/>
         <w:rPr>
           <w:sz w:val="26"/>
           <w:szCs w:val="26"/>
@@ -16824,6 +16868,7 @@
       <w:pPr>
         <w:pStyle w:val="font-claude-response-body"/>
         <w:spacing w:line="360" w:lineRule="auto"/>
+        <w:jc w:val="both"/>
         <w:rPr>
           <w:sz w:val="26"/>
           <w:szCs w:val="26"/>
@@ -16841,6 +16886,7 @@
       <w:pPr>
         <w:pStyle w:val="font-claude-response-body"/>
         <w:spacing w:line="360" w:lineRule="auto"/>
+        <w:jc w:val="both"/>
         <w:rPr>
           <w:sz w:val="26"/>
           <w:szCs w:val="26"/>
@@ -16858,6 +16904,7 @@
       <w:pPr>
         <w:pStyle w:val="font-claude-response-body"/>
         <w:spacing w:line="360" w:lineRule="auto"/>
+        <w:jc w:val="both"/>
         <w:rPr>
           <w:sz w:val="26"/>
           <w:szCs w:val="26"/>
@@ -16875,6 +16922,7 @@
       <w:pPr>
         <w:pStyle w:val="font-claude-response-body"/>
         <w:spacing w:line="360" w:lineRule="auto"/>
+        <w:jc w:val="both"/>
         <w:rPr>
           <w:sz w:val="26"/>
           <w:szCs w:val="26"/>
@@ -16892,6 +16940,7 @@
       <w:pPr>
         <w:pStyle w:val="font-claude-response-body"/>
         <w:spacing w:line="360" w:lineRule="auto"/>
+        <w:jc w:val="both"/>
         <w:rPr>
           <w:sz w:val="26"/>
           <w:szCs w:val="26"/>
@@ -16909,6 +16958,7 @@
       <w:pPr>
         <w:pStyle w:val="font-claude-response-body"/>
         <w:spacing w:line="360" w:lineRule="auto"/>
+        <w:jc w:val="both"/>
         <w:rPr>
           <w:sz w:val="26"/>
           <w:szCs w:val="26"/>
@@ -16931,6 +16981,7 @@
         </w:numPr>
         <w:spacing w:line="360" w:lineRule="auto"/>
         <w:ind w:left="284" w:hanging="284"/>
+        <w:jc w:val="both"/>
         <w:rPr>
           <w:sz w:val="26"/>
           <w:szCs w:val="26"/>
@@ -16948,6 +16999,7 @@
       <w:pPr>
         <w:pStyle w:val="font-claude-response-body"/>
         <w:spacing w:line="360" w:lineRule="auto"/>
+        <w:jc w:val="both"/>
         <w:rPr>
           <w:sz w:val="26"/>
           <w:szCs w:val="26"/>
@@ -16965,6 +17017,7 @@
       <w:pPr>
         <w:pStyle w:val="font-claude-response-body"/>
         <w:spacing w:line="360" w:lineRule="auto"/>
+        <w:jc w:val="both"/>
         <w:rPr>
           <w:sz w:val="26"/>
           <w:szCs w:val="26"/>
@@ -16982,6 +17035,7 @@
       <w:pPr>
         <w:pStyle w:val="font-claude-response-body"/>
         <w:spacing w:line="360" w:lineRule="auto"/>
+        <w:jc w:val="both"/>
         <w:rPr>
           <w:sz w:val="26"/>
           <w:szCs w:val="26"/>
@@ -17000,6 +17054,7 @@
       <w:pPr>
         <w:pStyle w:val="font-claude-response-body"/>
         <w:spacing w:line="360" w:lineRule="auto"/>
+        <w:jc w:val="both"/>
         <w:rPr>
           <w:sz w:val="26"/>
           <w:szCs w:val="26"/>
@@ -17017,6 +17072,7 @@
       <w:pPr>
         <w:pStyle w:val="font-claude-response-body"/>
         <w:spacing w:line="360" w:lineRule="auto"/>
+        <w:jc w:val="both"/>
         <w:rPr>
           <w:sz w:val="26"/>
           <w:szCs w:val="26"/>
@@ -17034,6 +17090,7 @@
       <w:pPr>
         <w:pStyle w:val="font-claude-response-body"/>
         <w:spacing w:line="360" w:lineRule="auto"/>
+        <w:jc w:val="both"/>
         <w:rPr>
           <w:sz w:val="26"/>
           <w:szCs w:val="26"/>
@@ -17051,6 +17108,7 @@
       <w:pPr>
         <w:pStyle w:val="font-claude-response-body"/>
         <w:spacing w:line="360" w:lineRule="auto"/>
+        <w:jc w:val="both"/>
         <w:rPr>
           <w:sz w:val="26"/>
           <w:szCs w:val="26"/>
@@ -17068,6 +17126,7 @@
       <w:pPr>
         <w:pStyle w:val="font-claude-response-body"/>
         <w:spacing w:line="360" w:lineRule="auto"/>
+        <w:jc w:val="both"/>
         <w:rPr>
           <w:sz w:val="26"/>
           <w:szCs w:val="26"/>
@@ -17085,6 +17144,7 @@
       <w:pPr>
         <w:pStyle w:val="font-claude-response-body"/>
         <w:spacing w:line="360" w:lineRule="auto"/>
+        <w:jc w:val="both"/>
         <w:rPr>
           <w:sz w:val="26"/>
           <w:szCs w:val="26"/>
@@ -17102,6 +17162,7 @@
       <w:pPr>
         <w:pStyle w:val="font-claude-response-body"/>
         <w:spacing w:line="360" w:lineRule="auto"/>
+        <w:jc w:val="both"/>
         <w:rPr>
           <w:sz w:val="26"/>
           <w:szCs w:val="26"/>
@@ -17119,6 +17180,7 @@
       <w:pPr>
         <w:pStyle w:val="font-claude-response-body"/>
         <w:spacing w:line="360" w:lineRule="auto"/>
+        <w:jc w:val="both"/>
         <w:rPr>
           <w:sz w:val="26"/>
           <w:szCs w:val="26"/>
@@ -17136,6 +17198,7 @@
       <w:pPr>
         <w:pStyle w:val="font-claude-response-body"/>
         <w:spacing w:line="360" w:lineRule="auto"/>
+        <w:jc w:val="both"/>
         <w:rPr>
           <w:sz w:val="26"/>
           <w:szCs w:val="26"/>
@@ -17153,6 +17216,7 @@
       <w:pPr>
         <w:pStyle w:val="font-claude-response-body"/>
         <w:spacing w:line="360" w:lineRule="auto"/>
+        <w:jc w:val="both"/>
         <w:rPr>
           <w:sz w:val="26"/>
           <w:szCs w:val="26"/>
@@ -17170,6 +17234,7 @@
       <w:pPr>
         <w:pStyle w:val="font-claude-response-body"/>
         <w:spacing w:line="360" w:lineRule="auto"/>
+        <w:jc w:val="both"/>
         <w:rPr>
           <w:sz w:val="26"/>
           <w:szCs w:val="26"/>
@@ -17187,6 +17252,7 @@
       <w:pPr>
         <w:pStyle w:val="font-claude-response-body"/>
         <w:spacing w:line="360" w:lineRule="auto"/>
+        <w:jc w:val="both"/>
         <w:rPr>
           <w:sz w:val="26"/>
           <w:szCs w:val="26"/>
@@ -17204,17 +17270,17 @@
       <w:pPr>
         <w:pStyle w:val="font-claude-response-body"/>
         <w:spacing w:line="360" w:lineRule="auto"/>
-        <w:rPr>
-          <w:sz w:val="26"/>
-          <w:szCs w:val="26"/>
-        </w:rPr>
-      </w:pPr>
-      <w:r>
-        <w:rPr>
-          <w:sz w:val="26"/>
-          <w:szCs w:val="26"/>
-        </w:rPr>
-        <w:lastRenderedPageBreak/>
+        <w:jc w:val="both"/>
+        <w:rPr>
+          <w:sz w:val="26"/>
+          <w:szCs w:val="26"/>
+        </w:rPr>
+      </w:pPr>
+      <w:r>
+        <w:rPr>
+          <w:sz w:val="26"/>
+          <w:szCs w:val="26"/>
+        </w:rPr>
         <w:t>Hiệu quả kinh doanh thực tế đang bị xói mòn nghiêm trọng bởi đơn hàng lỗ:</w:t>
       </w:r>
     </w:p>
@@ -17222,16 +17288,18 @@
       <w:pPr>
         <w:pStyle w:val="font-claude-response-body"/>
         <w:spacing w:line="360" w:lineRule="auto"/>
-        <w:rPr>
-          <w:sz w:val="26"/>
-          <w:szCs w:val="26"/>
-        </w:rPr>
-      </w:pPr>
-      <w:r>
-        <w:rPr>
-          <w:sz w:val="26"/>
-          <w:szCs w:val="26"/>
-        </w:rPr>
+        <w:jc w:val="both"/>
+        <w:rPr>
+          <w:sz w:val="26"/>
+          <w:szCs w:val="26"/>
+        </w:rPr>
+      </w:pPr>
+      <w:r>
+        <w:rPr>
+          <w:sz w:val="26"/>
+          <w:szCs w:val="26"/>
+        </w:rPr>
+        <w:lastRenderedPageBreak/>
         <w:t>Mặc dù quy mô doanh số đạt con số ấn tượng $13M, nhưng tỷ suất lợi nhuận thu về ròng chỉ đạt 11.6%. Thủ phạm chính nằm ở 24.5% số đơn hàng đang bán bị lỗ.</w:t>
       </w:r>
     </w:p>
@@ -17239,6 +17307,7 @@
       <w:pPr>
         <w:pStyle w:val="font-claude-response-body"/>
         <w:spacing w:line="360" w:lineRule="auto"/>
+        <w:jc w:val="both"/>
         <w:rPr>
           <w:sz w:val="26"/>
           <w:szCs w:val="26"/>
@@ -17256,6 +17325,7 @@
       <w:pPr>
         <w:pStyle w:val="font-claude-response-body"/>
         <w:spacing w:line="360" w:lineRule="auto"/>
+        <w:jc w:val="both"/>
         <w:rPr>
           <w:sz w:val="26"/>
           <w:szCs w:val="26"/>
@@ -17273,6 +17343,7 @@
       <w:pPr>
         <w:pStyle w:val="font-claude-response-body"/>
         <w:spacing w:line="360" w:lineRule="auto"/>
+        <w:jc w:val="both"/>
         <w:rPr>
           <w:sz w:val="26"/>
           <w:szCs w:val="26"/>
@@ -17290,6 +17361,7 @@
       <w:pPr>
         <w:pStyle w:val="font-claude-response-body"/>
         <w:spacing w:line="360" w:lineRule="auto"/>
+        <w:jc w:val="both"/>
         <w:rPr>
           <w:sz w:val="26"/>
           <w:szCs w:val="26"/>
@@ -17307,6 +17379,7 @@
       <w:pPr>
         <w:pStyle w:val="font-claude-response-body"/>
         <w:spacing w:line="360" w:lineRule="auto"/>
+        <w:jc w:val="both"/>
         <w:rPr>
           <w:sz w:val="26"/>
           <w:szCs w:val="26"/>
@@ -17324,6 +17397,7 @@
       <w:pPr>
         <w:pStyle w:val="font-claude-response-body"/>
         <w:spacing w:line="360" w:lineRule="auto"/>
+        <w:jc w:val="both"/>
         <w:rPr>
           <w:sz w:val="26"/>
           <w:szCs w:val="26"/>
@@ -17341,6 +17415,7 @@
       <w:pPr>
         <w:pStyle w:val="font-claude-response-body"/>
         <w:spacing w:line="360" w:lineRule="auto"/>
+        <w:jc w:val="both"/>
         <w:rPr>
           <w:sz w:val="26"/>
           <w:szCs w:val="26"/>
@@ -23048,6 +23123,7 @@
   <w:style w:type="character" w:default="1" w:styleId="DefaultParagraphFont">
     <w:name w:val="Default Paragraph Font"/>
     <w:uiPriority w:val="1"/>
+    <w:semiHidden/>
     <w:unhideWhenUsed/>
   </w:style>
   <w:style w:type="table" w:default="1" w:styleId="TableNormal">

--- a/File docs/VĂN CÔNG KHANH - PHÂN TÍCH HIỆU QUẢ KINH DOANH CỦA CHUỖI BÁN LẺ.docx
+++ b/File docs/VĂN CÔNG KHANH - PHÂN TÍCH HIỆU QUẢ KINH DOANH CỦA CHUỖI BÁN LẺ.docx
@@ -18005,10 +18005,28 @@
         <w:t xml:space="preserve">3: </w:t>
       </w:r>
       <w:r>
-        <w:t>Báo cáo  phân tích hiệu suất vận chuyển và phân bố địa lý</w:t>
+        <w:t>Báo cáo</w:t>
       </w:r>
       <w:bookmarkEnd w:id="102"/>
       <w:bookmarkEnd w:id="103"/>
+      <w:r>
+        <w:t xml:space="preserve"> p</w:t>
+      </w:r>
+      <w:r>
+        <w:t xml:space="preserve">hân tích </w:t>
+      </w:r>
+      <w:r>
+        <w:t>c</w:t>
+      </w:r>
+      <w:r>
+        <w:t xml:space="preserve">hiết khấu &amp; </w:t>
+      </w:r>
+      <w:r>
+        <w:t>t</w:t>
+      </w:r>
+      <w:r>
+        <w:t>ỷ suất Lợi nhuận</w:t>
+      </w:r>
     </w:p>
     <w:p>
       <w:pPr>
@@ -18020,14 +18038,11 @@
         </w:rPr>
       </w:pPr>
       <w:r>
-        <w:rPr>
-          <w:lang w:val="en-US"/>
-        </w:rPr>
         <w:drawing>
-          <wp:inline distT="0" distB="0" distL="0" distR="0" wp14:anchorId="24A62AF6" wp14:editId="15CAEB33">
-            <wp:extent cx="5943600" cy="3341370"/>
+          <wp:inline distT="0" distB="0" distL="0" distR="0" wp14:anchorId="64508D48" wp14:editId="1BB24564">
+            <wp:extent cx="5943600" cy="3411855"/>
             <wp:effectExtent l="0" t="0" r="0" b="0"/>
-            <wp:docPr id="54255911" name="Picture 1"/>
+            <wp:docPr id="1057219815" name="Picture 1"/>
             <wp:cNvGraphicFramePr>
               <a:graphicFrameLocks xmlns:a="http://schemas.openxmlformats.org/drawingml/2006/main" noChangeAspect="1"/>
             </wp:cNvGraphicFramePr>
@@ -18035,10 +18050,8 @@
               <a:graphicData uri="http://schemas.openxmlformats.org/drawingml/2006/picture">
                 <pic:pic xmlns:pic="http://schemas.openxmlformats.org/drawingml/2006/picture">
                   <pic:nvPicPr>
-                    <pic:cNvPr id="54255911" name="Picture 1"/>
-                    <pic:cNvPicPr>
-                      <a:picLocks noChangeAspect="1"/>
-                    </pic:cNvPicPr>
+                    <pic:cNvPr id="1057219815" name=""/>
+                    <pic:cNvPicPr/>
                   </pic:nvPicPr>
                   <pic:blipFill>
                     <a:blip r:embed="rId20"/>
@@ -18049,7 +18062,7 @@
                   <pic:spPr>
                     <a:xfrm>
                       <a:off x="0" y="0"/>
-                      <a:ext cx="5943600" cy="3341370"/>
+                      <a:ext cx="5943600" cy="3411855"/>
                     </a:xfrm>
                     <a:prstGeom prst="rect">
                       <a:avLst/>
@@ -18573,10 +18586,28 @@
         <w:t xml:space="preserve">4: </w:t>
       </w:r>
       <w:r>
-        <w:t>Báo cáo phân tích tác động chiết khấu tới lợi nhuận</w:t>
+        <w:t xml:space="preserve">Báo cáo </w:t>
       </w:r>
       <w:bookmarkEnd w:id="104"/>
       <w:bookmarkEnd w:id="105"/>
+      <w:r>
+        <w:t>p</w:t>
+      </w:r>
+      <w:r>
+        <w:t xml:space="preserve">hân tích </w:t>
+      </w:r>
+      <w:r>
+        <w:t>v</w:t>
+      </w:r>
+      <w:r>
+        <w:t xml:space="preserve">ận chuyển &amp; </w:t>
+      </w:r>
+      <w:r>
+        <w:t>đ</w:t>
+      </w:r>
+      <w:r>
+        <w:t>ịa lý</w:t>
+      </w:r>
     </w:p>
     <w:p>
       <w:pPr>
@@ -23123,7 +23154,6 @@
   <w:style w:type="character" w:default="1" w:styleId="DefaultParagraphFont">
     <w:name w:val="Default Paragraph Font"/>
     <w:uiPriority w:val="1"/>
-    <w:semiHidden/>
     <w:unhideWhenUsed/>
   </w:style>
   <w:style w:type="table" w:default="1" w:styleId="TableNormal">

--- a/File docs/VĂN CÔNG KHANH - PHÂN TÍCH HIỆU QUẢ KINH DOANH CỦA CHUỖI BÁN LẺ.docx
+++ b/File docs/VĂN CÔNG KHANH - PHÂN TÍCH HIỆU QUẢ KINH DOANH CỦA CHUỖI BÁN LẺ.docx
@@ -1,6 +1,6 @@
 
 <file path=word/document.xml><?xml version="1.0" encoding="utf-8"?>
-<w:document xmlns:wpc="http://schemas.microsoft.com/office/word/2010/wordprocessingCanvas" xmlns:cx="http://schemas.microsoft.com/office/drawing/2014/chartex" xmlns:cx1="http://schemas.microsoft.com/office/drawing/2015/9/8/chartex" xmlns:cx2="http://schemas.microsoft.com/office/drawing/2015/10/21/chartex" xmlns:cx3="http://schemas.microsoft.com/office/drawing/2016/5/9/chartex" xmlns:cx4="http://schemas.microsoft.com/office/drawing/2016/5/10/chartex" xmlns:cx5="http://schemas.microsoft.com/office/drawing/2016/5/11/chartex" xmlns:cx6="http://schemas.microsoft.com/office/drawing/2016/5/12/chartex" xmlns:cx7="http://schemas.microsoft.com/office/drawing/2016/5/13/chartex" xmlns:cx8="http://schemas.microsoft.com/office/drawing/2016/5/14/chartex" xmlns:mc="http://schemas.openxmlformats.org/markup-compatibility/2006" xmlns:aink="http://schemas.microsoft.com/office/drawing/2016/ink" xmlns:am3d="http://schemas.microsoft.com/office/drawing/2017/model3d" xmlns:o="urn:schemas-microsoft-com:office:office" xmlns:oel="http://schemas.microsoft.com/office/2019/extlst" xmlns:r="http://schemas.openxmlformats.org/officeDocument/2006/relationships" xmlns:m="http://schemas.openxmlformats.org/officeDocument/2006/math" xmlns:v="urn:schemas-microsoft-com:vml" xmlns:wp14="http://schemas.microsoft.com/office/word/2010/wordprocessingDrawing" xmlns:wp="http://schemas.openxmlformats.org/drawingml/2006/wordprocessingDrawing" xmlns:w10="urn:schemas-microsoft-com:office:word" xmlns:w="http://schemas.openxmlformats.org/wordprocessingml/2006/main" xmlns:w14="http://schemas.microsoft.com/office/word/2010/wordml" xmlns:w15="http://schemas.microsoft.com/office/word/2012/wordml" xmlns:w16cei="http://schemas.microsoft.com/office/word/2026/wordml/cei" xmlns:w16cex="http://schemas.microsoft.com/office/word/2018/wordml/cex" xmlns:w16cid="http://schemas.microsoft.com/office/word/2016/wordml/cid" xmlns:w16="http://schemas.microsoft.com/office/word/2018/wordml" xmlns:w16du="http://schemas.microsoft.com/office/word/2023/wordml/word16du" xmlns:w16sdtdh="http://schemas.microsoft.com/office/word/2020/wordml/sdtdatahash" xmlns:w16sdtfl="http://schemas.microsoft.com/office/word/2024/wordml/sdtformatlock" xmlns:w16se="http://schemas.microsoft.com/office/word/2015/wordml/symex" xmlns:wpg="http://schemas.microsoft.com/office/word/2010/wordprocessingGroup" xmlns:wpi="http://schemas.microsoft.com/office/word/2010/wordprocessingInk" xmlns:wne="http://schemas.microsoft.com/office/word/2006/wordml" xmlns:wps="http://schemas.microsoft.com/office/word/2010/wordprocessingShape" mc:Ignorable="w14 w15 w16se w16cid w16 w16cex w16sdtdh w16sdtfl w16du wp14">
+<w:document xmlns:wpc="http://schemas.microsoft.com/office/word/2010/wordprocessingCanvas" xmlns:cx="http://schemas.microsoft.com/office/drawing/2014/chartex" xmlns:cx1="http://schemas.microsoft.com/office/drawing/2015/9/8/chartex" xmlns:cx2="http://schemas.microsoft.com/office/drawing/2015/10/21/chartex" xmlns:cx3="http://schemas.microsoft.com/office/drawing/2016/5/9/chartex" xmlns:cx4="http://schemas.microsoft.com/office/drawing/2016/5/10/chartex" xmlns:cx5="http://schemas.microsoft.com/office/drawing/2016/5/11/chartex" xmlns:cx6="http://schemas.microsoft.com/office/drawing/2016/5/12/chartex" xmlns:cx7="http://schemas.microsoft.com/office/drawing/2016/5/13/chartex" xmlns:cx8="http://schemas.microsoft.com/office/drawing/2016/5/14/chartex" xmlns:mc="http://schemas.openxmlformats.org/markup-compatibility/2006" xmlns:aink="http://schemas.microsoft.com/office/drawing/2016/ink" xmlns:am3d="http://schemas.microsoft.com/office/drawing/2017/model3d" xmlns:o="urn:schemas-microsoft-com:office:office" xmlns:oel="http://schemas.microsoft.com/office/2019/extlst" xmlns:r="http://schemas.openxmlformats.org/officeDocument/2006/relationships" xmlns:m="http://schemas.openxmlformats.org/officeDocument/2006/math" xmlns:v="urn:schemas-microsoft-com:vml" xmlns:wp14="http://schemas.microsoft.com/office/word/2010/wordprocessingDrawing" xmlns:wp="http://schemas.openxmlformats.org/drawingml/2006/wordprocessingDrawing" xmlns:w10="urn:schemas-microsoft-com:office:word" xmlns:w="http://schemas.openxmlformats.org/wordprocessingml/2006/main" xmlns:w14="http://schemas.microsoft.com/office/word/2010/wordml" xmlns:w15="http://schemas.microsoft.com/office/word/2012/wordml" xmlns:w16cex="http://schemas.microsoft.com/office/word/2018/wordml/cex" xmlns:w16cid="http://schemas.microsoft.com/office/word/2016/wordml/cid" xmlns:w16="http://schemas.microsoft.com/office/word/2018/wordml" xmlns:w16du="http://schemas.microsoft.com/office/word/2023/wordml/word16du" xmlns:w16sdtdh="http://schemas.microsoft.com/office/word/2020/wordml/sdtdatahash" xmlns:w16sdtfl="http://schemas.microsoft.com/office/word/2024/wordml/sdtformatlock" xmlns:w16se="http://schemas.microsoft.com/office/word/2015/wordml/symex" xmlns:wpg="http://schemas.microsoft.com/office/word/2010/wordprocessingGroup" xmlns:wpi="http://schemas.microsoft.com/office/word/2010/wordprocessingInk" xmlns:wne="http://schemas.microsoft.com/office/word/2006/wordml" xmlns:wps="http://schemas.microsoft.com/office/word/2010/wordprocessingShape" mc:Ignorable="w14 w15 w16se w16cid w16 w16cex w16sdtdh w16sdtfl w16du wp14">
   <w:body>
     <w:p>
       <w:pPr>
@@ -18039,10 +18039,10 @@
       </w:pPr>
       <w:r>
         <w:drawing>
-          <wp:inline distT="0" distB="0" distL="0" distR="0" wp14:anchorId="64508D48" wp14:editId="1BB24564">
-            <wp:extent cx="5943600" cy="3411855"/>
+          <wp:inline distT="0" distB="0" distL="0" distR="0" wp14:anchorId="0FDD4B26" wp14:editId="1669AA67">
+            <wp:extent cx="5943600" cy="3352800"/>
             <wp:effectExtent l="0" t="0" r="0" b="0"/>
-            <wp:docPr id="1057219815" name="Picture 1"/>
+            <wp:docPr id="1468773215" name="Picture 1"/>
             <wp:cNvGraphicFramePr>
               <a:graphicFrameLocks xmlns:a="http://schemas.openxmlformats.org/drawingml/2006/main" noChangeAspect="1"/>
             </wp:cNvGraphicFramePr>
@@ -18050,7 +18050,7 @@
               <a:graphicData uri="http://schemas.openxmlformats.org/drawingml/2006/picture">
                 <pic:pic xmlns:pic="http://schemas.openxmlformats.org/drawingml/2006/picture">
                   <pic:nvPicPr>
-                    <pic:cNvPr id="1057219815" name=""/>
+                    <pic:cNvPr id="1468773215" name=""/>
                     <pic:cNvPicPr/>
                   </pic:nvPicPr>
                   <pic:blipFill>
@@ -18062,7 +18062,7 @@
                   <pic:spPr>
                     <a:xfrm>
                       <a:off x="0" y="0"/>
-                      <a:ext cx="5943600" cy="3411855"/>
+                      <a:ext cx="5943600" cy="3352800"/>
                     </a:xfrm>
                     <a:prstGeom prst="rect">
                       <a:avLst/>
@@ -21808,7 +21808,7 @@
 </file>
 
 <file path=word/endnotes.xml><?xml version="1.0" encoding="utf-8"?>
-<w:endnotes xmlns:wpc="http://schemas.microsoft.com/office/word/2010/wordprocessingCanvas" xmlns:cx="http://schemas.microsoft.com/office/drawing/2014/chartex" xmlns:cx1="http://schemas.microsoft.com/office/drawing/2015/9/8/chartex" xmlns:cx2="http://schemas.microsoft.com/office/drawing/2015/10/21/chartex" xmlns:cx3="http://schemas.microsoft.com/office/drawing/2016/5/9/chartex" xmlns:cx4="http://schemas.microsoft.com/office/drawing/2016/5/10/chartex" xmlns:cx5="http://schemas.microsoft.com/office/drawing/2016/5/11/chartex" xmlns:cx6="http://schemas.microsoft.com/office/drawing/2016/5/12/chartex" xmlns:cx7="http://schemas.microsoft.com/office/drawing/2016/5/13/chartex" xmlns:cx8="http://schemas.microsoft.com/office/drawing/2016/5/14/chartex" xmlns:mc="http://schemas.openxmlformats.org/markup-compatibility/2006" xmlns:aink="http://schemas.microsoft.com/office/drawing/2016/ink" xmlns:am3d="http://schemas.microsoft.com/office/drawing/2017/model3d" xmlns:o="urn:schemas-microsoft-com:office:office" xmlns:oel="http://schemas.microsoft.com/office/2019/extlst" xmlns:r="http://schemas.openxmlformats.org/officeDocument/2006/relationships" xmlns:m="http://schemas.openxmlformats.org/officeDocument/2006/math" xmlns:v="urn:schemas-microsoft-com:vml" xmlns:wp14="http://schemas.microsoft.com/office/word/2010/wordprocessingDrawing" xmlns:wp="http://schemas.openxmlformats.org/drawingml/2006/wordprocessingDrawing" xmlns:w10="urn:schemas-microsoft-com:office:word" xmlns:w="http://schemas.openxmlformats.org/wordprocessingml/2006/main" xmlns:w14="http://schemas.microsoft.com/office/word/2010/wordml" xmlns:w15="http://schemas.microsoft.com/office/word/2012/wordml" xmlns:w16cei="http://schemas.microsoft.com/office/word/2026/wordml/cei" xmlns:w16cex="http://schemas.microsoft.com/office/word/2018/wordml/cex" xmlns:w16cid="http://schemas.microsoft.com/office/word/2016/wordml/cid" xmlns:w16="http://schemas.microsoft.com/office/word/2018/wordml" xmlns:w16du="http://schemas.microsoft.com/office/word/2023/wordml/word16du" xmlns:w16sdtdh="http://schemas.microsoft.com/office/word/2020/wordml/sdtdatahash" xmlns:w16sdtfl="http://schemas.microsoft.com/office/word/2024/wordml/sdtformatlock" xmlns:w16se="http://schemas.microsoft.com/office/word/2015/wordml/symex" xmlns:wpg="http://schemas.microsoft.com/office/word/2010/wordprocessingGroup" xmlns:wpi="http://schemas.microsoft.com/office/word/2010/wordprocessingInk" xmlns:wne="http://schemas.microsoft.com/office/word/2006/wordml" xmlns:wps="http://schemas.microsoft.com/office/word/2010/wordprocessingShape" mc:Ignorable="w14 w15 w16se w16cid w16 w16cex w16sdtdh w16sdtfl w16du wp14">
+<w:endnotes xmlns:wpc="http://schemas.microsoft.com/office/word/2010/wordprocessingCanvas" xmlns:cx="http://schemas.microsoft.com/office/drawing/2014/chartex" xmlns:cx1="http://schemas.microsoft.com/office/drawing/2015/9/8/chartex" xmlns:cx2="http://schemas.microsoft.com/office/drawing/2015/10/21/chartex" xmlns:cx3="http://schemas.microsoft.com/office/drawing/2016/5/9/chartex" xmlns:cx4="http://schemas.microsoft.com/office/drawing/2016/5/10/chartex" xmlns:cx5="http://schemas.microsoft.com/office/drawing/2016/5/11/chartex" xmlns:cx6="http://schemas.microsoft.com/office/drawing/2016/5/12/chartex" xmlns:cx7="http://schemas.microsoft.com/office/drawing/2016/5/13/chartex" xmlns:cx8="http://schemas.microsoft.com/office/drawing/2016/5/14/chartex" xmlns:mc="http://schemas.openxmlformats.org/markup-compatibility/2006" xmlns:aink="http://schemas.microsoft.com/office/drawing/2016/ink" xmlns:am3d="http://schemas.microsoft.com/office/drawing/2017/model3d" xmlns:o="urn:schemas-microsoft-com:office:office" xmlns:oel="http://schemas.microsoft.com/office/2019/extlst" xmlns:r="http://schemas.openxmlformats.org/officeDocument/2006/relationships" xmlns:m="http://schemas.openxmlformats.org/officeDocument/2006/math" xmlns:v="urn:schemas-microsoft-com:vml" xmlns:wp14="http://schemas.microsoft.com/office/word/2010/wordprocessingDrawing" xmlns:wp="http://schemas.openxmlformats.org/drawingml/2006/wordprocessingDrawing" xmlns:w10="urn:schemas-microsoft-com:office:word" xmlns:w="http://schemas.openxmlformats.org/wordprocessingml/2006/main" xmlns:w14="http://schemas.microsoft.com/office/word/2010/wordml" xmlns:w15="http://schemas.microsoft.com/office/word/2012/wordml" xmlns:w16cex="http://schemas.microsoft.com/office/word/2018/wordml/cex" xmlns:w16cid="http://schemas.microsoft.com/office/word/2016/wordml/cid" xmlns:w16="http://schemas.microsoft.com/office/word/2018/wordml" xmlns:w16du="http://schemas.microsoft.com/office/word/2023/wordml/word16du" xmlns:w16sdtdh="http://schemas.microsoft.com/office/word/2020/wordml/sdtdatahash" xmlns:w16sdtfl="http://schemas.microsoft.com/office/word/2024/wordml/sdtformatlock" xmlns:w16se="http://schemas.microsoft.com/office/word/2015/wordml/symex" xmlns:wpg="http://schemas.microsoft.com/office/word/2010/wordprocessingGroup" xmlns:wpi="http://schemas.microsoft.com/office/word/2010/wordprocessingInk" xmlns:wne="http://schemas.microsoft.com/office/word/2006/wordml" xmlns:wps="http://schemas.microsoft.com/office/word/2010/wordprocessingShape" mc:Ignorable="w14 w15 w16se w16cid w16 w16cex w16sdtdh w16sdtfl w16du wp14">
   <w:endnote w:type="separator" w:id="-1">
     <w:p>
       <w:pPr>
@@ -21833,7 +21833,7 @@
 </file>
 
 <file path=word/footer1.xml><?xml version="1.0" encoding="utf-8"?>
-<w:ftr xmlns:wpc="http://schemas.microsoft.com/office/word/2010/wordprocessingCanvas" xmlns:cx="http://schemas.microsoft.com/office/drawing/2014/chartex" xmlns:cx1="http://schemas.microsoft.com/office/drawing/2015/9/8/chartex" xmlns:cx2="http://schemas.microsoft.com/office/drawing/2015/10/21/chartex" xmlns:cx3="http://schemas.microsoft.com/office/drawing/2016/5/9/chartex" xmlns:cx4="http://schemas.microsoft.com/office/drawing/2016/5/10/chartex" xmlns:cx5="http://schemas.microsoft.com/office/drawing/2016/5/11/chartex" xmlns:cx6="http://schemas.microsoft.com/office/drawing/2016/5/12/chartex" xmlns:cx7="http://schemas.microsoft.com/office/drawing/2016/5/13/chartex" xmlns:cx8="http://schemas.microsoft.com/office/drawing/2016/5/14/chartex" xmlns:mc="http://schemas.openxmlformats.org/markup-compatibility/2006" xmlns:aink="http://schemas.microsoft.com/office/drawing/2016/ink" xmlns:am3d="http://schemas.microsoft.com/office/drawing/2017/model3d" xmlns:o="urn:schemas-microsoft-com:office:office" xmlns:oel="http://schemas.microsoft.com/office/2019/extlst" xmlns:r="http://schemas.openxmlformats.org/officeDocument/2006/relationships" xmlns:m="http://schemas.openxmlformats.org/officeDocument/2006/math" xmlns:v="urn:schemas-microsoft-com:vml" xmlns:wp14="http://schemas.microsoft.com/office/word/2010/wordprocessingDrawing" xmlns:wp="http://schemas.openxmlformats.org/drawingml/2006/wordprocessingDrawing" xmlns:w10="urn:schemas-microsoft-com:office:word" xmlns:w="http://schemas.openxmlformats.org/wordprocessingml/2006/main" xmlns:w14="http://schemas.microsoft.com/office/word/2010/wordml" xmlns:w15="http://schemas.microsoft.com/office/word/2012/wordml" xmlns:w16cei="http://schemas.microsoft.com/office/word/2026/wordml/cei" xmlns:w16cex="http://schemas.microsoft.com/office/word/2018/wordml/cex" xmlns:w16cid="http://schemas.microsoft.com/office/word/2016/wordml/cid" xmlns:w16="http://schemas.microsoft.com/office/word/2018/wordml" xmlns:w16du="http://schemas.microsoft.com/office/word/2023/wordml/word16du" xmlns:w16sdtdh="http://schemas.microsoft.com/office/word/2020/wordml/sdtdatahash" xmlns:w16sdtfl="http://schemas.microsoft.com/office/word/2024/wordml/sdtformatlock" xmlns:w16se="http://schemas.microsoft.com/office/word/2015/wordml/symex" xmlns:wpg="http://schemas.microsoft.com/office/word/2010/wordprocessingGroup" xmlns:wpi="http://schemas.microsoft.com/office/word/2010/wordprocessingInk" xmlns:wne="http://schemas.microsoft.com/office/word/2006/wordml" xmlns:wps="http://schemas.microsoft.com/office/word/2010/wordprocessingShape" mc:Ignorable="w14 w15 w16se w16cid w16 w16cex w16sdtdh w16sdtfl w16du wp14">
+<w:ftr xmlns:wpc="http://schemas.microsoft.com/office/word/2010/wordprocessingCanvas" xmlns:cx="http://schemas.microsoft.com/office/drawing/2014/chartex" xmlns:cx1="http://schemas.microsoft.com/office/drawing/2015/9/8/chartex" xmlns:cx2="http://schemas.microsoft.com/office/drawing/2015/10/21/chartex" xmlns:cx3="http://schemas.microsoft.com/office/drawing/2016/5/9/chartex" xmlns:cx4="http://schemas.microsoft.com/office/drawing/2016/5/10/chartex" xmlns:cx5="http://schemas.microsoft.com/office/drawing/2016/5/11/chartex" xmlns:cx6="http://schemas.microsoft.com/office/drawing/2016/5/12/chartex" xmlns:cx7="http://schemas.microsoft.com/office/drawing/2016/5/13/chartex" xmlns:cx8="http://schemas.microsoft.com/office/drawing/2016/5/14/chartex" xmlns:mc="http://schemas.openxmlformats.org/markup-compatibility/2006" xmlns:aink="http://schemas.microsoft.com/office/drawing/2016/ink" xmlns:am3d="http://schemas.microsoft.com/office/drawing/2017/model3d" xmlns:o="urn:schemas-microsoft-com:office:office" xmlns:oel="http://schemas.microsoft.com/office/2019/extlst" xmlns:r="http://schemas.openxmlformats.org/officeDocument/2006/relationships" xmlns:m="http://schemas.openxmlformats.org/officeDocument/2006/math" xmlns:v="urn:schemas-microsoft-com:vml" xmlns:wp14="http://schemas.microsoft.com/office/word/2010/wordprocessingDrawing" xmlns:wp="http://schemas.openxmlformats.org/drawingml/2006/wordprocessingDrawing" xmlns:w10="urn:schemas-microsoft-com:office:word" xmlns:w="http://schemas.openxmlformats.org/wordprocessingml/2006/main" xmlns:w14="http://schemas.microsoft.com/office/word/2010/wordml" xmlns:w15="http://schemas.microsoft.com/office/word/2012/wordml" xmlns:w16cex="http://schemas.microsoft.com/office/word/2018/wordml/cex" xmlns:w16cid="http://schemas.microsoft.com/office/word/2016/wordml/cid" xmlns:w16="http://schemas.microsoft.com/office/word/2018/wordml" xmlns:w16du="http://schemas.microsoft.com/office/word/2023/wordml/word16du" xmlns:w16sdtdh="http://schemas.microsoft.com/office/word/2020/wordml/sdtdatahash" xmlns:w16sdtfl="http://schemas.microsoft.com/office/word/2024/wordml/sdtformatlock" xmlns:w16se="http://schemas.microsoft.com/office/word/2015/wordml/symex" xmlns:wpg="http://schemas.microsoft.com/office/word/2010/wordprocessingGroup" xmlns:wpi="http://schemas.microsoft.com/office/word/2010/wordprocessingInk" xmlns:wne="http://schemas.microsoft.com/office/word/2006/wordml" xmlns:wps="http://schemas.microsoft.com/office/word/2010/wordprocessingShape" mc:Ignorable="w14 w15 w16se w16cid w16 w16cex w16sdtdh w16sdtfl w16du wp14">
   <w:sdt>
     <w:sdtPr>
       <w:rPr>
@@ -21892,7 +21892,7 @@
 </file>
 
 <file path=word/footnotes.xml><?xml version="1.0" encoding="utf-8"?>
-<w:footnotes xmlns:wpc="http://schemas.microsoft.com/office/word/2010/wordprocessingCanvas" xmlns:cx="http://schemas.microsoft.com/office/drawing/2014/chartex" xmlns:cx1="http://schemas.microsoft.com/office/drawing/2015/9/8/chartex" xmlns:cx2="http://schemas.microsoft.com/office/drawing/2015/10/21/chartex" xmlns:cx3="http://schemas.microsoft.com/office/drawing/2016/5/9/chartex" xmlns:cx4="http://schemas.microsoft.com/office/drawing/2016/5/10/chartex" xmlns:cx5="http://schemas.microsoft.com/office/drawing/2016/5/11/chartex" xmlns:cx6="http://schemas.microsoft.com/office/drawing/2016/5/12/chartex" xmlns:cx7="http://schemas.microsoft.com/office/drawing/2016/5/13/chartex" xmlns:cx8="http://schemas.microsoft.com/office/drawing/2016/5/14/chartex" xmlns:mc="http://schemas.openxmlformats.org/markup-compatibility/2006" xmlns:aink="http://schemas.microsoft.com/office/drawing/2016/ink" xmlns:am3d="http://schemas.microsoft.com/office/drawing/2017/model3d" xmlns:o="urn:schemas-microsoft-com:office:office" xmlns:oel="http://schemas.microsoft.com/office/2019/extlst" xmlns:r="http://schemas.openxmlformats.org/officeDocument/2006/relationships" xmlns:m="http://schemas.openxmlformats.org/officeDocument/2006/math" xmlns:v="urn:schemas-microsoft-com:vml" xmlns:wp14="http://schemas.microsoft.com/office/word/2010/wordprocessingDrawing" xmlns:wp="http://schemas.openxmlformats.org/drawingml/2006/wordprocessingDrawing" xmlns:w10="urn:schemas-microsoft-com:office:word" xmlns:w="http://schemas.openxmlformats.org/wordprocessingml/2006/main" xmlns:w14="http://schemas.microsoft.com/office/word/2010/wordml" xmlns:w15="http://schemas.microsoft.com/office/word/2012/wordml" xmlns:w16cei="http://schemas.microsoft.com/office/word/2026/wordml/cei" xmlns:w16cex="http://schemas.microsoft.com/office/word/2018/wordml/cex" xmlns:w16cid="http://schemas.microsoft.com/office/word/2016/wordml/cid" xmlns:w16="http://schemas.microsoft.com/office/word/2018/wordml" xmlns:w16du="http://schemas.microsoft.com/office/word/2023/wordml/word16du" xmlns:w16sdtdh="http://schemas.microsoft.com/office/word/2020/wordml/sdtdatahash" xmlns:w16sdtfl="http://schemas.microsoft.com/office/word/2024/wordml/sdtformatlock" xmlns:w16se="http://schemas.microsoft.com/office/word/2015/wordml/symex" xmlns:wpg="http://schemas.microsoft.com/office/word/2010/wordprocessingGroup" xmlns:wpi="http://schemas.microsoft.com/office/word/2010/wordprocessingInk" xmlns:wne="http://schemas.microsoft.com/office/word/2006/wordml" xmlns:wps="http://schemas.microsoft.com/office/word/2010/wordprocessingShape" mc:Ignorable="w14 w15 w16se w16cid w16 w16cex w16sdtdh w16sdtfl w16du wp14">
+<w:footnotes xmlns:wpc="http://schemas.microsoft.com/office/word/2010/wordprocessingCanvas" xmlns:cx="http://schemas.microsoft.com/office/drawing/2014/chartex" xmlns:cx1="http://schemas.microsoft.com/office/drawing/2015/9/8/chartex" xmlns:cx2="http://schemas.microsoft.com/office/drawing/2015/10/21/chartex" xmlns:cx3="http://schemas.microsoft.com/office/drawing/2016/5/9/chartex" xmlns:cx4="http://schemas.microsoft.com/office/drawing/2016/5/10/chartex" xmlns:cx5="http://schemas.microsoft.com/office/drawing/2016/5/11/chartex" xmlns:cx6="http://schemas.microsoft.com/office/drawing/2016/5/12/chartex" xmlns:cx7="http://schemas.microsoft.com/office/drawing/2016/5/13/chartex" xmlns:cx8="http://schemas.microsoft.com/office/drawing/2016/5/14/chartex" xmlns:mc="http://schemas.openxmlformats.org/markup-compatibility/2006" xmlns:aink="http://schemas.microsoft.com/office/drawing/2016/ink" xmlns:am3d="http://schemas.microsoft.com/office/drawing/2017/model3d" xmlns:o="urn:schemas-microsoft-com:office:office" xmlns:oel="http://schemas.microsoft.com/office/2019/extlst" xmlns:r="http://schemas.openxmlformats.org/officeDocument/2006/relationships" xmlns:m="http://schemas.openxmlformats.org/officeDocument/2006/math" xmlns:v="urn:schemas-microsoft-com:vml" xmlns:wp14="http://schemas.microsoft.com/office/word/2010/wordprocessingDrawing" xmlns:wp="http://schemas.openxmlformats.org/drawingml/2006/wordprocessingDrawing" xmlns:w10="urn:schemas-microsoft-com:office:word" xmlns:w="http://schemas.openxmlformats.org/wordprocessingml/2006/main" xmlns:w14="http://schemas.microsoft.com/office/word/2010/wordml" xmlns:w15="http://schemas.microsoft.com/office/word/2012/wordml" xmlns:w16cex="http://schemas.microsoft.com/office/word/2018/wordml/cex" xmlns:w16cid="http://schemas.microsoft.com/office/word/2016/wordml/cid" xmlns:w16="http://schemas.microsoft.com/office/word/2018/wordml" xmlns:w16du="http://schemas.microsoft.com/office/word/2023/wordml/word16du" xmlns:w16sdtdh="http://schemas.microsoft.com/office/word/2020/wordml/sdtdatahash" xmlns:w16sdtfl="http://schemas.microsoft.com/office/word/2024/wordml/sdtformatlock" xmlns:w16se="http://schemas.microsoft.com/office/word/2015/wordml/symex" xmlns:wpg="http://schemas.microsoft.com/office/word/2010/wordprocessingGroup" xmlns:wpi="http://schemas.microsoft.com/office/word/2010/wordprocessingInk" xmlns:wne="http://schemas.microsoft.com/office/word/2006/wordml" xmlns:wps="http://schemas.microsoft.com/office/word/2010/wordprocessingShape" mc:Ignorable="w14 w15 w16se w16cid w16 w16cex w16sdtdh w16sdtfl w16du wp14">
   <w:footnote w:type="separator" w:id="-1">
     <w:p>
       <w:pPr>
@@ -21917,7 +21917,7 @@
 </file>
 
 <file path=word/header1.xml><?xml version="1.0" encoding="utf-8"?>
-<w:hdr xmlns:wpc="http://schemas.microsoft.com/office/word/2010/wordprocessingCanvas" xmlns:cx="http://schemas.microsoft.com/office/drawing/2014/chartex" xmlns:cx1="http://schemas.microsoft.com/office/drawing/2015/9/8/chartex" xmlns:cx2="http://schemas.microsoft.com/office/drawing/2015/10/21/chartex" xmlns:cx3="http://schemas.microsoft.com/office/drawing/2016/5/9/chartex" xmlns:cx4="http://schemas.microsoft.com/office/drawing/2016/5/10/chartex" xmlns:cx5="http://schemas.microsoft.com/office/drawing/2016/5/11/chartex" xmlns:cx6="http://schemas.microsoft.com/office/drawing/2016/5/12/chartex" xmlns:cx7="http://schemas.microsoft.com/office/drawing/2016/5/13/chartex" xmlns:cx8="http://schemas.microsoft.com/office/drawing/2016/5/14/chartex" xmlns:mc="http://schemas.openxmlformats.org/markup-compatibility/2006" xmlns:aink="http://schemas.microsoft.com/office/drawing/2016/ink" xmlns:am3d="http://schemas.microsoft.com/office/drawing/2017/model3d" xmlns:o="urn:schemas-microsoft-com:office:office" xmlns:oel="http://schemas.microsoft.com/office/2019/extlst" xmlns:r="http://schemas.openxmlformats.org/officeDocument/2006/relationships" xmlns:m="http://schemas.openxmlformats.org/officeDocument/2006/math" xmlns:v="urn:schemas-microsoft-com:vml" xmlns:wp14="http://schemas.microsoft.com/office/word/2010/wordprocessingDrawing" xmlns:wp="http://schemas.openxmlformats.org/drawingml/2006/wordprocessingDrawing" xmlns:w10="urn:schemas-microsoft-com:office:word" xmlns:w="http://schemas.openxmlformats.org/wordprocessingml/2006/main" xmlns:w14="http://schemas.microsoft.com/office/word/2010/wordml" xmlns:w15="http://schemas.microsoft.com/office/word/2012/wordml" xmlns:w16cei="http://schemas.microsoft.com/office/word/2026/wordml/cei" xmlns:w16cex="http://schemas.microsoft.com/office/word/2018/wordml/cex" xmlns:w16cid="http://schemas.microsoft.com/office/word/2016/wordml/cid" xmlns:w16="http://schemas.microsoft.com/office/word/2018/wordml" xmlns:w16du="http://schemas.microsoft.com/office/word/2023/wordml/word16du" xmlns:w16sdtdh="http://schemas.microsoft.com/office/word/2020/wordml/sdtdatahash" xmlns:w16sdtfl="http://schemas.microsoft.com/office/word/2024/wordml/sdtformatlock" xmlns:w16se="http://schemas.microsoft.com/office/word/2015/wordml/symex" xmlns:wpg="http://schemas.microsoft.com/office/word/2010/wordprocessingGroup" xmlns:wpi="http://schemas.microsoft.com/office/word/2010/wordprocessingInk" xmlns:wne="http://schemas.microsoft.com/office/word/2006/wordml" xmlns:wps="http://schemas.microsoft.com/office/word/2010/wordprocessingShape" mc:Ignorable="w14 w15 w16se w16cid w16 w16cex w16sdtdh w16sdtfl w16du wp14">
+<w:hdr xmlns:wpc="http://schemas.microsoft.com/office/word/2010/wordprocessingCanvas" xmlns:cx="http://schemas.microsoft.com/office/drawing/2014/chartex" xmlns:cx1="http://schemas.microsoft.com/office/drawing/2015/9/8/chartex" xmlns:cx2="http://schemas.microsoft.com/office/drawing/2015/10/21/chartex" xmlns:cx3="http://schemas.microsoft.com/office/drawing/2016/5/9/chartex" xmlns:cx4="http://schemas.microsoft.com/office/drawing/2016/5/10/chartex" xmlns:cx5="http://schemas.microsoft.com/office/drawing/2016/5/11/chartex" xmlns:cx6="http://schemas.microsoft.com/office/drawing/2016/5/12/chartex" xmlns:cx7="http://schemas.microsoft.com/office/drawing/2016/5/13/chartex" xmlns:cx8="http://schemas.microsoft.com/office/drawing/2016/5/14/chartex" xmlns:mc="http://schemas.openxmlformats.org/markup-compatibility/2006" xmlns:aink="http://schemas.microsoft.com/office/drawing/2016/ink" xmlns:am3d="http://schemas.microsoft.com/office/drawing/2017/model3d" xmlns:o="urn:schemas-microsoft-com:office:office" xmlns:oel="http://schemas.microsoft.com/office/2019/extlst" xmlns:r="http://schemas.openxmlformats.org/officeDocument/2006/relationships" xmlns:m="http://schemas.openxmlformats.org/officeDocument/2006/math" xmlns:v="urn:schemas-microsoft-com:vml" xmlns:wp14="http://schemas.microsoft.com/office/word/2010/wordprocessingDrawing" xmlns:wp="http://schemas.openxmlformats.org/drawingml/2006/wordprocessingDrawing" xmlns:w10="urn:schemas-microsoft-com:office:word" xmlns:w="http://schemas.openxmlformats.org/wordprocessingml/2006/main" xmlns:w14="http://schemas.microsoft.com/office/word/2010/wordml" xmlns:w15="http://schemas.microsoft.com/office/word/2012/wordml" xmlns:w16cex="http://schemas.microsoft.com/office/word/2018/wordml/cex" xmlns:w16cid="http://schemas.microsoft.com/office/word/2016/wordml/cid" xmlns:w16="http://schemas.microsoft.com/office/word/2018/wordml" xmlns:w16du="http://schemas.microsoft.com/office/word/2023/wordml/word16du" xmlns:w16sdtdh="http://schemas.microsoft.com/office/word/2020/wordml/sdtdatahash" xmlns:w16sdtfl="http://schemas.microsoft.com/office/word/2024/wordml/sdtformatlock" xmlns:w16se="http://schemas.microsoft.com/office/word/2015/wordml/symex" xmlns:wpg="http://schemas.microsoft.com/office/word/2010/wordprocessingGroup" xmlns:wpi="http://schemas.microsoft.com/office/word/2010/wordprocessingInk" xmlns:wne="http://schemas.microsoft.com/office/word/2006/wordml" xmlns:wps="http://schemas.microsoft.com/office/word/2010/wordprocessingShape" mc:Ignorable="w14 w15 w16se w16cid w16 w16cex w16sdtdh w16sdtfl w16du wp14">
   <w:p>
     <w:pPr>
       <w:pStyle w:val="Header"/>
@@ -22026,7 +22026,7 @@
 </file>
 
 <file path=word/numbering.xml><?xml version="1.0" encoding="utf-8"?>
-<w:numbering xmlns:wpc="http://schemas.microsoft.com/office/word/2010/wordprocessingCanvas" xmlns:cx="http://schemas.microsoft.com/office/drawing/2014/chartex" xmlns:cx1="http://schemas.microsoft.com/office/drawing/2015/9/8/chartex" xmlns:cx2="http://schemas.microsoft.com/office/drawing/2015/10/21/chartex" xmlns:cx3="http://schemas.microsoft.com/office/drawing/2016/5/9/chartex" xmlns:cx4="http://schemas.microsoft.com/office/drawing/2016/5/10/chartex" xmlns:cx5="http://schemas.microsoft.com/office/drawing/2016/5/11/chartex" xmlns:cx6="http://schemas.microsoft.com/office/drawing/2016/5/12/chartex" xmlns:cx7="http://schemas.microsoft.com/office/drawing/2016/5/13/chartex" xmlns:cx8="http://schemas.microsoft.com/office/drawing/2016/5/14/chartex" xmlns:mc="http://schemas.openxmlformats.org/markup-compatibility/2006" xmlns:aink="http://schemas.microsoft.com/office/drawing/2016/ink" xmlns:am3d="http://schemas.microsoft.com/office/drawing/2017/model3d" xmlns:o="urn:schemas-microsoft-com:office:office" xmlns:oel="http://schemas.microsoft.com/office/2019/extlst" xmlns:r="http://schemas.openxmlformats.org/officeDocument/2006/relationships" xmlns:m="http://schemas.openxmlformats.org/officeDocument/2006/math" xmlns:v="urn:schemas-microsoft-com:vml" xmlns:wp14="http://schemas.microsoft.com/office/word/2010/wordprocessingDrawing" xmlns:wp="http://schemas.openxmlformats.org/drawingml/2006/wordprocessingDrawing" xmlns:w10="urn:schemas-microsoft-com:office:word" xmlns:w="http://schemas.openxmlformats.org/wordprocessingml/2006/main" xmlns:w14="http://schemas.microsoft.com/office/word/2010/wordml" xmlns:w15="http://schemas.microsoft.com/office/word/2012/wordml" xmlns:w16cei="http://schemas.microsoft.com/office/word/2026/wordml/cei" xmlns:w16cex="http://schemas.microsoft.com/office/word/2018/wordml/cex" xmlns:w16cid="http://schemas.microsoft.com/office/word/2016/wordml/cid" xmlns:w16="http://schemas.microsoft.com/office/word/2018/wordml" xmlns:w16du="http://schemas.microsoft.com/office/word/2023/wordml/word16du" xmlns:w16sdtdh="http://schemas.microsoft.com/office/word/2020/wordml/sdtdatahash" xmlns:w16sdtfl="http://schemas.microsoft.com/office/word/2024/wordml/sdtformatlock" xmlns:w16se="http://schemas.microsoft.com/office/word/2015/wordml/symex" xmlns:wpg="http://schemas.microsoft.com/office/word/2010/wordprocessingGroup" xmlns:wpi="http://schemas.microsoft.com/office/word/2010/wordprocessingInk" xmlns:wne="http://schemas.microsoft.com/office/word/2006/wordml" xmlns:wps="http://schemas.microsoft.com/office/word/2010/wordprocessingShape" mc:Ignorable="w14 w15 w16se w16cid w16 w16cex w16sdtdh w16sdtfl w16du wp14">
+<w:numbering xmlns:wpc="http://schemas.microsoft.com/office/word/2010/wordprocessingCanvas" xmlns:cx="http://schemas.microsoft.com/office/drawing/2014/chartex" xmlns:cx1="http://schemas.microsoft.com/office/drawing/2015/9/8/chartex" xmlns:cx2="http://schemas.microsoft.com/office/drawing/2015/10/21/chartex" xmlns:cx3="http://schemas.microsoft.com/office/drawing/2016/5/9/chartex" xmlns:cx4="http://schemas.microsoft.com/office/drawing/2016/5/10/chartex" xmlns:cx5="http://schemas.microsoft.com/office/drawing/2016/5/11/chartex" xmlns:cx6="http://schemas.microsoft.com/office/drawing/2016/5/12/chartex" xmlns:cx7="http://schemas.microsoft.com/office/drawing/2016/5/13/chartex" xmlns:cx8="http://schemas.microsoft.com/office/drawing/2016/5/14/chartex" xmlns:mc="http://schemas.openxmlformats.org/markup-compatibility/2006" xmlns:aink="http://schemas.microsoft.com/office/drawing/2016/ink" xmlns:am3d="http://schemas.microsoft.com/office/drawing/2017/model3d" xmlns:o="urn:schemas-microsoft-com:office:office" xmlns:oel="http://schemas.microsoft.com/office/2019/extlst" xmlns:r="http://schemas.openxmlformats.org/officeDocument/2006/relationships" xmlns:m="http://schemas.openxmlformats.org/officeDocument/2006/math" xmlns:v="urn:schemas-microsoft-com:vml" xmlns:wp14="http://schemas.microsoft.com/office/word/2010/wordprocessingDrawing" xmlns:wp="http://schemas.openxmlformats.org/drawingml/2006/wordprocessingDrawing" xmlns:w10="urn:schemas-microsoft-com:office:word" xmlns:w="http://schemas.openxmlformats.org/wordprocessingml/2006/main" xmlns:w14="http://schemas.microsoft.com/office/word/2010/wordml" xmlns:w15="http://schemas.microsoft.com/office/word/2012/wordml" xmlns:w16cex="http://schemas.microsoft.com/office/word/2018/wordml/cex" xmlns:w16cid="http://schemas.microsoft.com/office/word/2016/wordml/cid" xmlns:w16="http://schemas.microsoft.com/office/word/2018/wordml" xmlns:w16du="http://schemas.microsoft.com/office/word/2023/wordml/word16du" xmlns:w16sdtdh="http://schemas.microsoft.com/office/word/2020/wordml/sdtdatahash" xmlns:w16sdtfl="http://schemas.microsoft.com/office/word/2024/wordml/sdtformatlock" xmlns:w16se="http://schemas.microsoft.com/office/word/2015/wordml/symex" xmlns:wpg="http://schemas.microsoft.com/office/word/2010/wordprocessingGroup" xmlns:wpi="http://schemas.microsoft.com/office/word/2010/wordprocessingInk" xmlns:wne="http://schemas.microsoft.com/office/word/2006/wordml" xmlns:wps="http://schemas.microsoft.com/office/word/2010/wordprocessingShape" mc:Ignorable="w14 w15 w16se w16cid w16 w16cex w16sdtdh w16sdtfl w16du wp14">
   <w:abstractNum w:abstractNumId="0" w15:restartNumberingAfterBreak="0">
     <w:nsid w:val="04BA7354"/>
     <w:multiLevelType w:val="hybridMultilevel"/>
@@ -23154,6 +23154,7 @@
   <w:style w:type="character" w:default="1" w:styleId="DefaultParagraphFont">
     <w:name w:val="Default Paragraph Font"/>
     <w:uiPriority w:val="1"/>
+    <w:semiHidden/>
     <w:unhideWhenUsed/>
   </w:style>
   <w:style w:type="table" w:default="1" w:styleId="TableNormal">

--- a/File docs/VĂN CÔNG KHANH - PHÂN TÍCH HIỆU QUẢ KINH DOANH CỦA CHUỖI BÁN LẺ.docx
+++ b/File docs/VĂN CÔNG KHANH - PHÂN TÍCH HIỆU QUẢ KINH DOANH CỦA CHUỖI BÁN LẺ.docx
@@ -18039,10 +18039,10 @@
       </w:pPr>
       <w:r>
         <w:drawing>
-          <wp:inline distT="0" distB="0" distL="0" distR="0" wp14:anchorId="0FDD4B26" wp14:editId="1669AA67">
-            <wp:extent cx="5943600" cy="3352800"/>
+          <wp:inline distT="0" distB="0" distL="0" distR="0" wp14:anchorId="25EF6040" wp14:editId="040690C9">
+            <wp:extent cx="5943600" cy="3335020"/>
             <wp:effectExtent l="0" t="0" r="0" b="0"/>
-            <wp:docPr id="1468773215" name="Picture 1"/>
+            <wp:docPr id="1592224827" name="Picture 1"/>
             <wp:cNvGraphicFramePr>
               <a:graphicFrameLocks xmlns:a="http://schemas.openxmlformats.org/drawingml/2006/main" noChangeAspect="1"/>
             </wp:cNvGraphicFramePr>
@@ -18050,7 +18050,7 @@
               <a:graphicData uri="http://schemas.openxmlformats.org/drawingml/2006/picture">
                 <pic:pic xmlns:pic="http://schemas.openxmlformats.org/drawingml/2006/picture">
                   <pic:nvPicPr>
-                    <pic:cNvPr id="1468773215" name=""/>
+                    <pic:cNvPr id="1592224827" name=""/>
                     <pic:cNvPicPr/>
                   </pic:nvPicPr>
                   <pic:blipFill>
@@ -18062,7 +18062,7 @@
                   <pic:spPr>
                     <a:xfrm>
                       <a:off x="0" y="0"/>
-                      <a:ext cx="5943600" cy="3352800"/>
+                      <a:ext cx="5943600" cy="3335020"/>
                     </a:xfrm>
                     <a:prstGeom prst="rect">
                       <a:avLst/>
